--- a/lessons/9-4/downloads/reveal/teacher/9.4-homework-packet-level-1.docx
+++ b/lessons/9-4/downloads/reveal/teacher/9.4-homework-packet-level-1.docx
@@ -78,14 +78,15 @@
           <w:caps/>
           <w:color w:val="003A70"/>
           <w:spacing w:val="12"/>
-          <w:sz w:val="21"/>
+          <w:sz w:val="22"/>
           <w:szCs w:val="21"/>
         </w:rPr>
-        <w:t xml:space="preserve">Lesson 9-4  ·  Homework Packet  ·  Level 1  ·  Sheet 1 of 2</w:t>
+        <w:t xml:space="preserve">Lesson 9-4  ·  Homework Packet  ·  Supported  ·  Session 1 · pages 1–2</w:t>
       </w:r>
     </w:p>
     <w:p>
       <w:pPr>
+        <w:pStyle w:val="Heading1"/>
         <w:keepNext/>
         <w:spacing w:before="0" w:after="10" w:line="240" w:lineRule="auto"/>
       </w:pPr>
@@ -111,7 +112,7 @@
         <w:rPr>
           <w:rFonts w:ascii="Avenir Next" w:hAnsi="Avenir Next" w:cs="Avenir Next" w:eastAsia="Avenir Next"/>
           <w:color w:val="5A5F66"/>
-          <w:sz w:val="17"/>
+          <w:sz w:val="22"/>
           <w:szCs w:val="17"/>
         </w:rPr>
         <w:t xml:space="preserve">Maryland Standard 6.EE.C.9   ·   Learning target — I can substitute a value into an equation to find the matching output.</w:t>
@@ -158,6 +159,7 @@
           </w:tcPr>
           <w:p>
             <w:pPr>
+              <w:pStyle w:val="Heading2"/>
               <w:spacing w:before="0" w:after="40" w:line="264" w:lineRule="auto"/>
             </w:pPr>
             <w:r>
@@ -185,25 +187,25 @@
                 <w:rFonts w:ascii="Avenir Next" w:hAnsi="Avenir Next" w:cs="Avenir Next" w:eastAsia="Avenir Next"/>
                 <w:b/>
                 <w:color w:val="003A70"/>
+                <w:sz w:val="22"/>
+                <w:szCs w:val="18"/>
+              </w:rPr>
+              <w:t xml:space="preserve">•</w:t>
+            </w:r>
+            <w:r>
+              <w:rPr>
+                <w:rFonts w:ascii="Avenir Next" w:hAnsi="Avenir Next" w:cs="Avenir Next" w:eastAsia="Avenir Next"/>
+                <w:color w:val="1A1A1A"/>
                 <w:sz w:val="18"/>
                 <w:szCs w:val="18"/>
               </w:rPr>
-              <w:t xml:space="preserve">•</w:t>
-            </w:r>
-            <w:r>
-              <w:rPr>
-                <w:rFonts w:ascii="Avenir Next" w:hAnsi="Avenir Next" w:cs="Avenir Next" w:eastAsia="Avenir Next"/>
-                <w:color w:val="1A1A1A"/>
-                <w:sz w:val="18"/>
-                <w:szCs w:val="18"/>
-              </w:rPr>
               <w:tab/>
             </w:r>
             <w:r>
               <w:rPr>
                 <w:rFonts w:ascii="Avenir Next" w:hAnsi="Avenir Next" w:cs="Avenir Next" w:eastAsia="Avenir Next"/>
                 <w:color w:val="1A1A1A"/>
-                <w:sz w:val="18"/>
+                <w:sz w:val="22"/>
                 <w:szCs w:val="18"/>
               </w:rPr>
               <w:t xml:space="preserve">To find the output, </w:t>
@@ -213,7 +215,7 @@
                 <w:rFonts w:ascii="Avenir Next" w:hAnsi="Avenir Next" w:cs="Avenir Next" w:eastAsia="Avenir Next"/>
                 <w:b/>
                 <w:color w:val="1A1A1A"/>
-                <w:sz w:val="18"/>
+                <w:sz w:val="22"/>
                 <w:szCs w:val="18"/>
               </w:rPr>
               <w:t xml:space="preserve">substitute</w:t>
@@ -222,7 +224,7 @@
               <w:rPr>
                 <w:rFonts w:ascii="Avenir Next" w:hAnsi="Avenir Next" w:cs="Avenir Next" w:eastAsia="Avenir Next"/>
                 <w:color w:val="1A1A1A"/>
-                <w:sz w:val="18"/>
+                <w:sz w:val="22"/>
                 <w:szCs w:val="18"/>
               </w:rPr>
               <w:t xml:space="preserve"> the input for </w:t>
@@ -232,7 +234,7 @@
                 <w:rFonts w:ascii="Avenir Next" w:hAnsi="Avenir Next" w:cs="Avenir Next" w:eastAsia="Avenir Next"/>
                 <w:i/>
                 <w:color w:val="1A1A1A"/>
-                <w:sz w:val="18"/>
+                <w:sz w:val="22"/>
                 <w:szCs w:val="18"/>
               </w:rPr>
               <w:t xml:space="preserve">x</w:t>
@@ -241,7 +243,7 @@
               <w:rPr>
                 <w:rFonts w:ascii="Avenir Next" w:hAnsi="Avenir Next" w:cs="Avenir Next" w:eastAsia="Avenir Next"/>
                 <w:color w:val="1A1A1A"/>
-                <w:sz w:val="18"/>
+                <w:sz w:val="22"/>
                 <w:szCs w:val="18"/>
               </w:rPr>
               <w:t xml:space="preserve">.</w:t>
@@ -260,25 +262,25 @@
                 <w:rFonts w:ascii="Avenir Next" w:hAnsi="Avenir Next" w:cs="Avenir Next" w:eastAsia="Avenir Next"/>
                 <w:b/>
                 <w:color w:val="003A70"/>
+                <w:sz w:val="22"/>
+                <w:szCs w:val="18"/>
+              </w:rPr>
+              <w:t xml:space="preserve">•</w:t>
+            </w:r>
+            <w:r>
+              <w:rPr>
+                <w:rFonts w:ascii="Avenir Next" w:hAnsi="Avenir Next" w:cs="Avenir Next" w:eastAsia="Avenir Next"/>
+                <w:color w:val="1A1A1A"/>
                 <w:sz w:val="18"/>
                 <w:szCs w:val="18"/>
               </w:rPr>
-              <w:t xml:space="preserve">•</w:t>
-            </w:r>
-            <w:r>
-              <w:rPr>
-                <w:rFonts w:ascii="Avenir Next" w:hAnsi="Avenir Next" w:cs="Avenir Next" w:eastAsia="Avenir Next"/>
-                <w:color w:val="1A1A1A"/>
-                <w:sz w:val="18"/>
-                <w:szCs w:val="18"/>
-              </w:rPr>
               <w:tab/>
             </w:r>
             <w:r>
               <w:rPr>
                 <w:rFonts w:ascii="Avenir Next" w:hAnsi="Avenir Next" w:cs="Avenir Next" w:eastAsia="Avenir Next"/>
                 <w:color w:val="1A1A1A"/>
-                <w:sz w:val="18"/>
+                <w:sz w:val="22"/>
                 <w:szCs w:val="18"/>
               </w:rPr>
               <w:t xml:space="preserve">Then use </w:t>
@@ -288,7 +290,7 @@
                 <w:rFonts w:ascii="Avenir Next" w:hAnsi="Avenir Next" w:cs="Avenir Next" w:eastAsia="Avenir Next"/>
                 <w:b/>
                 <w:color w:val="1A1A1A"/>
-                <w:sz w:val="18"/>
+                <w:sz w:val="22"/>
                 <w:szCs w:val="18"/>
               </w:rPr>
               <w:t xml:space="preserve">order of operations</w:t>
@@ -297,7 +299,7 @@
               <w:rPr>
                 <w:rFonts w:ascii="Avenir Next" w:hAnsi="Avenir Next" w:cs="Avenir Next" w:eastAsia="Avenir Next"/>
                 <w:color w:val="1A1A1A"/>
-                <w:sz w:val="18"/>
+                <w:sz w:val="22"/>
                 <w:szCs w:val="18"/>
               </w:rPr>
               <w:t xml:space="preserve">: multiply first, then add or subtract.</w:t>
@@ -312,6 +314,7 @@
           </w:tcPr>
           <w:p>
             <w:pPr>
+              <w:pStyle w:val="Heading2"/>
               <w:spacing w:before="0" w:after="40" w:line="264" w:lineRule="auto"/>
             </w:pPr>
             <w:r>
@@ -334,7 +337,7 @@
               <w:rPr>
                 <w:rFonts w:ascii="Avenir Next" w:hAnsi="Avenir Next" w:cs="Avenir Next" w:eastAsia="Avenir Next"/>
                 <w:color w:val="1A1A1A"/>
-                <w:sz w:val="17"/>
+                <w:sz w:val="22"/>
                 <w:szCs w:val="17"/>
               </w:rPr>
               <w:t xml:space="preserve">Use </w:t>
@@ -344,7 +347,7 @@
                 <w:rFonts w:ascii="Avenir Next" w:hAnsi="Avenir Next" w:cs="Avenir Next" w:eastAsia="Avenir Next"/>
                 <w:i/>
                 <w:color w:val="1A1A1A"/>
-                <w:sz w:val="17"/>
+                <w:sz w:val="22"/>
                 <w:szCs w:val="17"/>
               </w:rPr>
               <w:t xml:space="preserve">y</w:t>
@@ -353,7 +356,7 @@
               <w:rPr>
                 <w:rFonts w:ascii="Avenir Next" w:hAnsi="Avenir Next" w:cs="Avenir Next" w:eastAsia="Avenir Next"/>
                 <w:color w:val="1A1A1A"/>
-                <w:sz w:val="17"/>
+                <w:sz w:val="22"/>
                 <w:szCs w:val="17"/>
               </w:rPr>
               <w:t xml:space="preserve"> = 6</w:t>
@@ -363,7 +366,7 @@
                 <w:rFonts w:ascii="Avenir Next" w:hAnsi="Avenir Next" w:cs="Avenir Next" w:eastAsia="Avenir Next"/>
                 <w:i/>
                 <w:color w:val="1A1A1A"/>
-                <w:sz w:val="17"/>
+                <w:sz w:val="22"/>
                 <w:szCs w:val="17"/>
               </w:rPr>
               <w:t xml:space="preserve">x</w:t>
@@ -372,7 +375,7 @@
               <w:rPr>
                 <w:rFonts w:ascii="Avenir Next" w:hAnsi="Avenir Next" w:cs="Avenir Next" w:eastAsia="Avenir Next"/>
                 <w:color w:val="1A1A1A"/>
-                <w:sz w:val="17"/>
+                <w:sz w:val="22"/>
                 <w:szCs w:val="17"/>
               </w:rPr>
               <w:t xml:space="preserve"> + 4 to find </w:t>
@@ -382,7 +385,7 @@
                 <w:rFonts w:ascii="Avenir Next" w:hAnsi="Avenir Next" w:cs="Avenir Next" w:eastAsia="Avenir Next"/>
                 <w:i/>
                 <w:color w:val="1A1A1A"/>
-                <w:sz w:val="17"/>
+                <w:sz w:val="22"/>
                 <w:szCs w:val="17"/>
               </w:rPr>
               <w:t xml:space="preserve">y</w:t>
@@ -391,7 +394,7 @@
               <w:rPr>
                 <w:rFonts w:ascii="Avenir Next" w:hAnsi="Avenir Next" w:cs="Avenir Next" w:eastAsia="Avenir Next"/>
                 <w:color w:val="1A1A1A"/>
-                <w:sz w:val="17"/>
+                <w:sz w:val="22"/>
                 <w:szCs w:val="17"/>
               </w:rPr>
               <w:t xml:space="preserve"> when </w:t>
@@ -401,7 +404,7 @@
                 <w:rFonts w:ascii="Avenir Next" w:hAnsi="Avenir Next" w:cs="Avenir Next" w:eastAsia="Avenir Next"/>
                 <w:i/>
                 <w:color w:val="1A1A1A"/>
-                <w:sz w:val="17"/>
+                <w:sz w:val="22"/>
                 <w:szCs w:val="17"/>
               </w:rPr>
               <w:t xml:space="preserve">x</w:t>
@@ -410,7 +413,7 @@
               <w:rPr>
                 <w:rFonts w:ascii="Avenir Next" w:hAnsi="Avenir Next" w:cs="Avenir Next" w:eastAsia="Avenir Next"/>
                 <w:color w:val="1A1A1A"/>
-                <w:sz w:val="17"/>
+                <w:sz w:val="22"/>
                 <w:szCs w:val="17"/>
               </w:rPr>
               <w:t xml:space="preserve"> = 5.</w:t>
@@ -429,44 +432,44 @@
                 <w:rFonts w:ascii="Avenir Next" w:hAnsi="Avenir Next" w:cs="Avenir Next" w:eastAsia="Avenir Next"/>
                 <w:b/>
                 <w:color w:val="003A70"/>
+                <w:sz w:val="22"/>
+                <w:szCs w:val="17"/>
+              </w:rPr>
+              <w:t xml:space="preserve">Step 1</w:t>
+            </w:r>
+            <w:r>
+              <w:rPr>
+                <w:rFonts w:ascii="Avenir Next" w:hAnsi="Avenir Next" w:cs="Avenir Next" w:eastAsia="Avenir Next"/>
+                <w:color w:val="1A1A1A"/>
                 <w:sz w:val="17"/>
                 <w:szCs w:val="17"/>
               </w:rPr>
-              <w:t xml:space="preserve">Step 1</w:t>
-            </w:r>
-            <w:r>
-              <w:rPr>
-                <w:rFonts w:ascii="Avenir Next" w:hAnsi="Avenir Next" w:cs="Avenir Next" w:eastAsia="Avenir Next"/>
-                <w:color w:val="1A1A1A"/>
-                <w:sz w:val="17"/>
+              <w:tab/>
+            </w:r>
+            <w:r>
+              <w:rPr>
+                <w:rFonts w:ascii="Avenir Next" w:hAnsi="Avenir Next" w:cs="Avenir Next" w:eastAsia="Avenir Next"/>
+                <w:color w:val="1A1A1A"/>
+                <w:sz w:val="22"/>
                 <w:szCs w:val="17"/>
               </w:rPr>
-              <w:tab/>
-            </w:r>
-            <w:r>
-              <w:rPr>
-                <w:rFonts w:ascii="Avenir Next" w:hAnsi="Avenir Next" w:cs="Avenir Next" w:eastAsia="Avenir Next"/>
-                <w:color w:val="1A1A1A"/>
-                <w:sz w:val="17"/>
+              <w:t xml:space="preserve">Substitute: </w:t>
+            </w:r>
+            <w:r>
+              <w:rPr>
+                <w:rFonts w:ascii="Avenir Next" w:hAnsi="Avenir Next" w:cs="Avenir Next" w:eastAsia="Avenir Next"/>
+                <w:i/>
+                <w:color w:val="1A1A1A"/>
+                <w:sz w:val="22"/>
                 <w:szCs w:val="17"/>
               </w:rPr>
-              <w:t xml:space="preserve">Substitute: </w:t>
-            </w:r>
-            <w:r>
-              <w:rPr>
-                <w:rFonts w:ascii="Avenir Next" w:hAnsi="Avenir Next" w:cs="Avenir Next" w:eastAsia="Avenir Next"/>
-                <w:i/>
-                <w:color w:val="1A1A1A"/>
-                <w:sz w:val="17"/>
-                <w:szCs w:val="17"/>
-              </w:rPr>
               <w:t xml:space="preserve">y</w:t>
             </w:r>
             <w:r>
               <w:rPr>
                 <w:rFonts w:ascii="Avenir Next" w:hAnsi="Avenir Next" w:cs="Avenir Next" w:eastAsia="Avenir Next"/>
                 <w:color w:val="1A1A1A"/>
-                <w:sz w:val="17"/>
+                <w:sz w:val="22"/>
                 <w:szCs w:val="17"/>
               </w:rPr>
               <w:t xml:space="preserve"> = 6 × 5 + 4</w:t>
@@ -485,25 +488,25 @@
                 <w:rFonts w:ascii="Avenir Next" w:hAnsi="Avenir Next" w:cs="Avenir Next" w:eastAsia="Avenir Next"/>
                 <w:b/>
                 <w:color w:val="003A70"/>
+                <w:sz w:val="22"/>
+                <w:szCs w:val="17"/>
+              </w:rPr>
+              <w:t xml:space="preserve">Step 2</w:t>
+            </w:r>
+            <w:r>
+              <w:rPr>
+                <w:rFonts w:ascii="Avenir Next" w:hAnsi="Avenir Next" w:cs="Avenir Next" w:eastAsia="Avenir Next"/>
+                <w:color w:val="1A1A1A"/>
                 <w:sz w:val="17"/>
                 <w:szCs w:val="17"/>
               </w:rPr>
-              <w:t xml:space="preserve">Step 2</w:t>
-            </w:r>
-            <w:r>
-              <w:rPr>
-                <w:rFonts w:ascii="Avenir Next" w:hAnsi="Avenir Next" w:cs="Avenir Next" w:eastAsia="Avenir Next"/>
-                <w:color w:val="1A1A1A"/>
-                <w:sz w:val="17"/>
-                <w:szCs w:val="17"/>
-              </w:rPr>
               <w:tab/>
             </w:r>
             <w:r>
               <w:rPr>
                 <w:rFonts w:ascii="Avenir Next" w:hAnsi="Avenir Next" w:cs="Avenir Next" w:eastAsia="Avenir Next"/>
                 <w:color w:val="1A1A1A"/>
-                <w:sz w:val="17"/>
+                <w:sz w:val="22"/>
                 <w:szCs w:val="17"/>
               </w:rPr>
               <w:t xml:space="preserve">Multiply, then add: 30 + 4 = 34</w:t>
@@ -522,29 +525,29 @@
                 <w:rFonts w:ascii="Avenir Next" w:hAnsi="Avenir Next" w:cs="Avenir Next" w:eastAsia="Avenir Next"/>
                 <w:b/>
                 <w:color w:val="1A1A1A"/>
+                <w:sz w:val="22"/>
+                <w:szCs w:val="17"/>
+              </w:rPr>
+              <w:t xml:space="preserve">Answer</w:t>
+            </w:r>
+            <w:r>
+              <w:rPr>
+                <w:rFonts w:ascii="Avenir Next" w:hAnsi="Avenir Next" w:cs="Avenir Next" w:eastAsia="Avenir Next"/>
+                <w:color w:val="1A1A1A"/>
                 <w:sz w:val="17"/>
                 <w:szCs w:val="17"/>
               </w:rPr>
-              <w:t xml:space="preserve">Answer</w:t>
-            </w:r>
-            <w:r>
-              <w:rPr>
-                <w:rFonts w:ascii="Avenir Next" w:hAnsi="Avenir Next" w:cs="Avenir Next" w:eastAsia="Avenir Next"/>
-                <w:color w:val="1A1A1A"/>
-                <w:sz w:val="17"/>
+              <w:tab/>
+            </w:r>
+            <w:r>
+              <w:rPr>
+                <w:rFonts w:ascii="Avenir Next" w:hAnsi="Avenir Next" w:cs="Avenir Next" w:eastAsia="Avenir Next"/>
+                <w:b/>
+                <w:i/>
+                <w:color w:val="1A1A1A"/>
+                <w:sz w:val="22"/>
                 <w:szCs w:val="17"/>
               </w:rPr>
-              <w:tab/>
-            </w:r>
-            <w:r>
-              <w:rPr>
-                <w:rFonts w:ascii="Avenir Next" w:hAnsi="Avenir Next" w:cs="Avenir Next" w:eastAsia="Avenir Next"/>
-                <w:b/>
-                <w:i/>
-                <w:color w:val="1A1A1A"/>
-                <w:sz w:val="17"/>
-                <w:szCs w:val="17"/>
-              </w:rPr>
               <w:t xml:space="preserve">y</w:t>
             </w:r>
             <w:r>
@@ -552,7 +555,7 @@
                 <w:rFonts w:ascii="Avenir Next" w:hAnsi="Avenir Next" w:cs="Avenir Next" w:eastAsia="Avenir Next"/>
                 <w:b/>
                 <w:color w:val="1A1A1A"/>
-                <w:sz w:val="17"/>
+                <w:sz w:val="22"/>
                 <w:szCs w:val="17"/>
               </w:rPr>
               <w:t xml:space="preserve"> = 34, so (5, 34)</w:t>
@@ -602,6 +605,7 @@
           </w:tcPr>
           <w:p>
             <w:pPr>
+              <w:pStyle w:val="Heading2"/>
               <w:spacing w:before="0" w:after="40" w:line="264" w:lineRule="auto"/>
             </w:pPr>
             <w:r>
@@ -625,7 +629,7 @@
                 <w:rFonts w:ascii="Avenir Next" w:hAnsi="Avenir Next" w:cs="Avenir Next" w:eastAsia="Avenir Next"/>
                 <w:b/>
                 <w:color w:val="1A1A1A"/>
-                <w:sz w:val="21"/>
+                <w:sz w:val="22"/>
                 <w:szCs w:val="21"/>
               </w:rPr>
               <w:t xml:space="preserve">substitute</w:t>
@@ -634,7 +638,7 @@
               <w:rPr>
                 <w:rFonts w:ascii="Avenir Next" w:hAnsi="Avenir Next" w:cs="Avenir Next" w:eastAsia="Avenir Next"/>
                 <w:color w:val="5A5F66"/>
-                <w:sz w:val="21"/>
+                <w:sz w:val="22"/>
                 <w:szCs w:val="21"/>
               </w:rPr>
               <w:t xml:space="preserve"> — </w:t>
@@ -643,7 +647,7 @@
               <w:rPr>
                 <w:rFonts w:ascii="Avenir Next" w:hAnsi="Avenir Next" w:cs="Avenir Next" w:eastAsia="Avenir Next"/>
                 <w:color w:val="1A1A1A"/>
-                <w:sz w:val="21"/>
+                <w:sz w:val="22"/>
                 <w:szCs w:val="21"/>
               </w:rPr>
               <w:t xml:space="preserve">put the number in place of the letter</w:t>
@@ -658,7 +662,7 @@
                 <w:rFonts w:ascii="Avenir Next" w:hAnsi="Avenir Next" w:cs="Avenir Next" w:eastAsia="Avenir Next"/>
                 <w:b/>
                 <w:color w:val="1A1A1A"/>
-                <w:sz w:val="21"/>
+                <w:sz w:val="22"/>
                 <w:szCs w:val="21"/>
               </w:rPr>
               <w:t xml:space="preserve">order of operations</w:t>
@@ -667,7 +671,7 @@
               <w:rPr>
                 <w:rFonts w:ascii="Avenir Next" w:hAnsi="Avenir Next" w:cs="Avenir Next" w:eastAsia="Avenir Next"/>
                 <w:color w:val="5A5F66"/>
-                <w:sz w:val="21"/>
+                <w:sz w:val="22"/>
                 <w:szCs w:val="21"/>
               </w:rPr>
               <w:t xml:space="preserve"> — </w:t>
@@ -676,7 +680,7 @@
               <w:rPr>
                 <w:rFonts w:ascii="Avenir Next" w:hAnsi="Avenir Next" w:cs="Avenir Next" w:eastAsia="Avenir Next"/>
                 <w:color w:val="1A1A1A"/>
-                <w:sz w:val="21"/>
+                <w:sz w:val="22"/>
                 <w:szCs w:val="21"/>
               </w:rPr>
               <w:t xml:space="preserve">multiply first, then add or subtract</w:t>
@@ -702,7 +706,7 @@
                 <w:rFonts w:ascii="Avenir Next" w:hAnsi="Avenir Next" w:cs="Avenir Next" w:eastAsia="Avenir Next"/>
                 <w:b/>
                 <w:color w:val="1A1A1A"/>
-                <w:sz w:val="21"/>
+                <w:sz w:val="22"/>
                 <w:szCs w:val="21"/>
               </w:rPr>
               <w:t xml:space="preserve">output</w:t>
@@ -711,7 +715,7 @@
               <w:rPr>
                 <w:rFonts w:ascii="Avenir Next" w:hAnsi="Avenir Next" w:cs="Avenir Next" w:eastAsia="Avenir Next"/>
                 <w:color w:val="5A5F66"/>
-                <w:sz w:val="21"/>
+                <w:sz w:val="22"/>
                 <w:szCs w:val="21"/>
               </w:rPr>
               <w:t xml:space="preserve"> — </w:t>
@@ -720,7 +724,7 @@
               <w:rPr>
                 <w:rFonts w:ascii="Avenir Next" w:hAnsi="Avenir Next" w:cs="Avenir Next" w:eastAsia="Avenir Next"/>
                 <w:color w:val="1A1A1A"/>
-                <w:sz w:val="21"/>
+                <w:sz w:val="22"/>
                 <w:szCs w:val="21"/>
               </w:rPr>
               <w:t xml:space="preserve">the answer you get (y)</w:t>
@@ -731,6 +735,7 @@
     </w:tbl>
     <w:p>
       <w:pPr>
+        <w:pStyle w:val="Heading2"/>
         <w:keepNext/>
         <w:pBdr>
           <w:bottom w:val="single" w:sz="8" w:space="3" w:color="003A70"/>
@@ -746,7 +751,7 @@
           <w:b/>
           <w:color w:val="003A70"/>
           <w:spacing w:val="14"/>
-          <w:sz w:val="21"/>
+          <w:sz w:val="22"/>
           <w:szCs w:val="21"/>
         </w:rPr>
         <w:t xml:space="preserve">PRACTICE</w:t>
@@ -765,7 +770,7 @@
           <w:rFonts w:ascii="Avenir Next" w:hAnsi="Avenir Next" w:cs="Avenir Next" w:eastAsia="Avenir Next"/>
           <w:i/>
           <w:color w:val="5A5F66"/>
-          <w:sz w:val="17"/>
+          <w:sz w:val="22"/>
           <w:szCs w:val="17"/>
         </w:rPr>
         <w:t xml:space="preserve">show your work · label units</w:t>
@@ -880,25 +885,25 @@
                 <w:rFonts w:ascii="Avenir Next" w:hAnsi="Avenir Next" w:cs="Avenir Next" w:eastAsia="Avenir Next"/>
                 <w:b/>
                 <w:color w:val="003A70"/>
+                <w:sz w:val="22"/>
+                <w:szCs w:val="18"/>
+              </w:rPr>
+              <w:t xml:space="preserve">Step 1</w:t>
+            </w:r>
+            <w:r>
+              <w:rPr>
+                <w:rFonts w:ascii="Avenir Next" w:hAnsi="Avenir Next" w:cs="Avenir Next" w:eastAsia="Avenir Next"/>
+                <w:color w:val="1A1A1A"/>
                 <w:sz w:val="18"/>
                 <w:szCs w:val="18"/>
               </w:rPr>
-              <w:t xml:space="preserve">Step 1</w:t>
-            </w:r>
-            <w:r>
-              <w:rPr>
-                <w:rFonts w:ascii="Avenir Next" w:hAnsi="Avenir Next" w:cs="Avenir Next" w:eastAsia="Avenir Next"/>
-                <w:color w:val="1A1A1A"/>
-                <w:sz w:val="18"/>
-                <w:szCs w:val="18"/>
-              </w:rPr>
               <w:tab/>
             </w:r>
             <w:r>
               <w:rPr>
                 <w:rFonts w:ascii="Avenir Next" w:hAnsi="Avenir Next" w:cs="Avenir Next" w:eastAsia="Avenir Next"/>
                 <w:color w:val="1A1A1A"/>
-                <w:sz w:val="21"/>
+                <w:sz w:val="22"/>
                 <w:szCs w:val="21"/>
               </w:rPr>
               <w:t xml:space="preserve">Put the number in place of </w:t>
@@ -908,7 +913,7 @@
                 <w:rFonts w:ascii="Avenir Next" w:hAnsi="Avenir Next" w:cs="Avenir Next" w:eastAsia="Avenir Next"/>
                 <w:i/>
                 <w:color w:val="1A1A1A"/>
-                <w:sz w:val="21"/>
+                <w:sz w:val="22"/>
                 <w:szCs w:val="21"/>
               </w:rPr>
               <w:t xml:space="preserve">x</w:t>
@@ -917,7 +922,7 @@
               <w:rPr>
                 <w:rFonts w:ascii="Avenir Next" w:hAnsi="Avenir Next" w:cs="Avenir Next" w:eastAsia="Avenir Next"/>
                 <w:color w:val="1A1A1A"/>
-                <w:sz w:val="21"/>
+                <w:sz w:val="22"/>
                 <w:szCs w:val="21"/>
               </w:rPr>
               <w:t xml:space="preserve">.</w:t>
@@ -937,25 +942,25 @@
                 <w:rFonts w:ascii="Avenir Next" w:hAnsi="Avenir Next" w:cs="Avenir Next" w:eastAsia="Avenir Next"/>
                 <w:b/>
                 <w:color w:val="003A70"/>
+                <w:sz w:val="22"/>
+                <w:szCs w:val="18"/>
+              </w:rPr>
+              <w:t xml:space="preserve">Step 2</w:t>
+            </w:r>
+            <w:r>
+              <w:rPr>
+                <w:rFonts w:ascii="Avenir Next" w:hAnsi="Avenir Next" w:cs="Avenir Next" w:eastAsia="Avenir Next"/>
+                <w:color w:val="1A1A1A"/>
                 <w:sz w:val="18"/>
                 <w:szCs w:val="18"/>
               </w:rPr>
-              <w:t xml:space="preserve">Step 2</w:t>
-            </w:r>
-            <w:r>
-              <w:rPr>
-                <w:rFonts w:ascii="Avenir Next" w:hAnsi="Avenir Next" w:cs="Avenir Next" w:eastAsia="Avenir Next"/>
-                <w:color w:val="1A1A1A"/>
-                <w:sz w:val="18"/>
-                <w:szCs w:val="18"/>
-              </w:rPr>
               <w:tab/>
             </w:r>
             <w:r>
               <w:rPr>
                 <w:rFonts w:ascii="Avenir Next" w:hAnsi="Avenir Next" w:cs="Avenir Next" w:eastAsia="Avenir Next"/>
                 <w:color w:val="1A1A1A"/>
-                <w:sz w:val="21"/>
+                <w:sz w:val="22"/>
                 <w:szCs w:val="21"/>
               </w:rPr>
               <w:t xml:space="preserve">Multiply first. Then add or subtract.</w:t>
@@ -1653,7 +1658,7 @@
                             <w:b/>
                             <w:i/>
                             <w:color w:val="1A1A1A"/>
-                            <w:sz w:val="21"/>
+                            <w:sz w:val="22"/>
                             <w:szCs w:val="21"/>
                           </w:rPr>
                           <w:t xml:space="preserve">x</w:t>
@@ -1674,7 +1679,7 @@
                           <w:rPr>
                             <w:rFonts w:ascii="Avenir Next" w:hAnsi="Avenir Next" w:cs="Avenir Next" w:eastAsia="Avenir Next"/>
                             <w:color w:val="1A1A1A"/>
-                            <w:sz w:val="21"/>
+                            <w:sz w:val="22"/>
                             <w:szCs w:val="21"/>
                           </w:rPr>
                           <w:t xml:space="preserve">0</w:t>
@@ -1695,7 +1700,7 @@
                           <w:rPr>
                             <w:rFonts w:ascii="Avenir Next" w:hAnsi="Avenir Next" w:cs="Avenir Next" w:eastAsia="Avenir Next"/>
                             <w:color w:val="1A1A1A"/>
-                            <w:sz w:val="21"/>
+                            <w:sz w:val="22"/>
                             <w:szCs w:val="21"/>
                           </w:rPr>
                           <w:t xml:space="preserve">1</w:t>
@@ -1716,7 +1721,7 @@
                           <w:rPr>
                             <w:rFonts w:ascii="Avenir Next" w:hAnsi="Avenir Next" w:cs="Avenir Next" w:eastAsia="Avenir Next"/>
                             <w:color w:val="1A1A1A"/>
-                            <w:sz w:val="21"/>
+                            <w:sz w:val="22"/>
                             <w:szCs w:val="21"/>
                           </w:rPr>
                           <w:t xml:space="preserve">2</w:t>
@@ -1737,7 +1742,7 @@
                           <w:rPr>
                             <w:rFonts w:ascii="Avenir Next" w:hAnsi="Avenir Next" w:cs="Avenir Next" w:eastAsia="Avenir Next"/>
                             <w:color w:val="1A1A1A"/>
-                            <w:sz w:val="21"/>
+                            <w:sz w:val="22"/>
                             <w:szCs w:val="21"/>
                           </w:rPr>
                           <w:t xml:space="preserve">4</w:t>
@@ -1758,7 +1763,7 @@
                           <w:rPr>
                             <w:rFonts w:ascii="Avenir Next" w:hAnsi="Avenir Next" w:cs="Avenir Next" w:eastAsia="Avenir Next"/>
                             <w:color w:val="1A1A1A"/>
-                            <w:sz w:val="21"/>
+                            <w:sz w:val="22"/>
                             <w:szCs w:val="21"/>
                           </w:rPr>
                           <w:t xml:space="preserve">5</w:t>
@@ -1788,7 +1793,7 @@
                             <w:b/>
                             <w:i/>
                             <w:color w:val="1A1A1A"/>
-                            <w:sz w:val="21"/>
+                            <w:sz w:val="22"/>
                             <w:szCs w:val="21"/>
                           </w:rPr>
                           <w:t xml:space="preserve">y</w:t>
@@ -1872,7 +1877,7 @@
                     <w:drawing>
                       <wp:inline distT="0" distB="0" distL="0" distR="0">
                         <wp:extent cx="1371600" cy="1549830"/>
-                        <wp:docPr id="1" name="Figure 1"/>
+                        <wp:docPr id="1" name="Figure 1" descr="Coordinate grid. Horizontal axis x: 0 to 6, ticks every 1. Vertical axis y: 0 to 14, ticks every 2. Blank grid for the student to plot."/>
                         <a:graphic xmlns:a="http://schemas.openxmlformats.org/drawingml/2006/main">
                           <a:graphicData uri="http://schemas.openxmlformats.org/drawingml/2006/picture">
                             <pic:pic xmlns:pic="http://schemas.openxmlformats.org/drawingml/2006/picture">
@@ -2056,25 +2061,25 @@
                 <w:rFonts w:ascii="Avenir Next" w:hAnsi="Avenir Next" w:cs="Avenir Next" w:eastAsia="Avenir Next"/>
                 <w:b/>
                 <w:color w:val="003A70"/>
+                <w:sz w:val="22"/>
+                <w:szCs w:val="18"/>
+              </w:rPr>
+              <w:t xml:space="preserve">Step 1</w:t>
+            </w:r>
+            <w:r>
+              <w:rPr>
+                <w:rFonts w:ascii="Avenir Next" w:hAnsi="Avenir Next" w:cs="Avenir Next" w:eastAsia="Avenir Next"/>
+                <w:color w:val="1A1A1A"/>
                 <w:sz w:val="18"/>
                 <w:szCs w:val="18"/>
               </w:rPr>
-              <w:t xml:space="preserve">Step 1</w:t>
-            </w:r>
-            <w:r>
-              <w:rPr>
-                <w:rFonts w:ascii="Avenir Next" w:hAnsi="Avenir Next" w:cs="Avenir Next" w:eastAsia="Avenir Next"/>
-                <w:color w:val="1A1A1A"/>
-                <w:sz w:val="18"/>
-                <w:szCs w:val="18"/>
-              </w:rPr>
               <w:tab/>
             </w:r>
             <w:r>
               <w:rPr>
                 <w:rFonts w:ascii="Avenir Next" w:hAnsi="Avenir Next" w:cs="Avenir Next" w:eastAsia="Avenir Next"/>
                 <w:color w:val="1A1A1A"/>
-                <w:sz w:val="21"/>
+                <w:sz w:val="22"/>
                 <w:szCs w:val="21"/>
               </w:rPr>
               <w:t xml:space="preserve">Put 6 in place of </w:t>
@@ -2084,7 +2089,7 @@
                 <w:rFonts w:ascii="Avenir Next" w:hAnsi="Avenir Next" w:cs="Avenir Next" w:eastAsia="Avenir Next"/>
                 <w:i/>
                 <w:color w:val="1A1A1A"/>
-                <w:sz w:val="21"/>
+                <w:sz w:val="22"/>
                 <w:szCs w:val="21"/>
               </w:rPr>
               <w:t xml:space="preserve">m</w:t>
@@ -2093,7 +2098,7 @@
               <w:rPr>
                 <w:rFonts w:ascii="Avenir Next" w:hAnsi="Avenir Next" w:cs="Avenir Next" w:eastAsia="Avenir Next"/>
                 <w:color w:val="1A1A1A"/>
-                <w:sz w:val="21"/>
+                <w:sz w:val="22"/>
                 <w:szCs w:val="21"/>
               </w:rPr>
               <w:t xml:space="preserve">: 15 × 6.</w:t>
@@ -2113,25 +2118,25 @@
                 <w:rFonts w:ascii="Avenir Next" w:hAnsi="Avenir Next" w:cs="Avenir Next" w:eastAsia="Avenir Next"/>
                 <w:b/>
                 <w:color w:val="003A70"/>
+                <w:sz w:val="22"/>
+                <w:szCs w:val="18"/>
+              </w:rPr>
+              <w:t xml:space="preserve">Step 2</w:t>
+            </w:r>
+            <w:r>
+              <w:rPr>
+                <w:rFonts w:ascii="Avenir Next" w:hAnsi="Avenir Next" w:cs="Avenir Next" w:eastAsia="Avenir Next"/>
+                <w:color w:val="1A1A1A"/>
                 <w:sz w:val="18"/>
                 <w:szCs w:val="18"/>
               </w:rPr>
-              <w:t xml:space="preserve">Step 2</w:t>
-            </w:r>
-            <w:r>
-              <w:rPr>
-                <w:rFonts w:ascii="Avenir Next" w:hAnsi="Avenir Next" w:cs="Avenir Next" w:eastAsia="Avenir Next"/>
-                <w:color w:val="1A1A1A"/>
-                <w:sz w:val="18"/>
-                <w:szCs w:val="18"/>
-              </w:rPr>
               <w:tab/>
             </w:r>
             <w:r>
               <w:rPr>
                 <w:rFonts w:ascii="Avenir Next" w:hAnsi="Avenir Next" w:cs="Avenir Next" w:eastAsia="Avenir Next"/>
                 <w:color w:val="1A1A1A"/>
-                <w:sz w:val="21"/>
+                <w:sz w:val="22"/>
                 <w:szCs w:val="21"/>
               </w:rPr>
               <w:t xml:space="preserve">Then add the 20 gallons.</w:t>
@@ -2472,25 +2477,25 @@
                 <w:rFonts w:ascii="Avenir Next" w:hAnsi="Avenir Next" w:cs="Avenir Next" w:eastAsia="Avenir Next"/>
                 <w:b/>
                 <w:color w:val="003A70"/>
+                <w:sz w:val="22"/>
+                <w:szCs w:val="18"/>
+              </w:rPr>
+              <w:t xml:space="preserve">Step 1</w:t>
+            </w:r>
+            <w:r>
+              <w:rPr>
+                <w:rFonts w:ascii="Avenir Next" w:hAnsi="Avenir Next" w:cs="Avenir Next" w:eastAsia="Avenir Next"/>
+                <w:color w:val="1A1A1A"/>
                 <w:sz w:val="18"/>
                 <w:szCs w:val="18"/>
               </w:rPr>
-              <w:t xml:space="preserve">Step 1</w:t>
-            </w:r>
-            <w:r>
-              <w:rPr>
-                <w:rFonts w:ascii="Avenir Next" w:hAnsi="Avenir Next" w:cs="Avenir Next" w:eastAsia="Avenir Next"/>
-                <w:color w:val="1A1A1A"/>
-                <w:sz w:val="18"/>
-                <w:szCs w:val="18"/>
-              </w:rPr>
               <w:tab/>
             </w:r>
             <w:r>
               <w:rPr>
                 <w:rFonts w:ascii="Avenir Next" w:hAnsi="Avenir Next" w:cs="Avenir Next" w:eastAsia="Avenir Next"/>
                 <w:color w:val="1A1A1A"/>
-                <w:sz w:val="21"/>
+                <w:sz w:val="22"/>
                 <w:szCs w:val="21"/>
               </w:rPr>
               <w:t xml:space="preserve">Multiply 7 by the hours.</w:t>
@@ -2510,25 +2515,25 @@
                 <w:rFonts w:ascii="Avenir Next" w:hAnsi="Avenir Next" w:cs="Avenir Next" w:eastAsia="Avenir Next"/>
                 <w:b/>
                 <w:color w:val="003A70"/>
+                <w:sz w:val="22"/>
+                <w:szCs w:val="18"/>
+              </w:rPr>
+              <w:t xml:space="preserve">Step 2</w:t>
+            </w:r>
+            <w:r>
+              <w:rPr>
+                <w:rFonts w:ascii="Avenir Next" w:hAnsi="Avenir Next" w:cs="Avenir Next" w:eastAsia="Avenir Next"/>
+                <w:color w:val="1A1A1A"/>
                 <w:sz w:val="18"/>
                 <w:szCs w:val="18"/>
               </w:rPr>
-              <w:t xml:space="preserve">Step 2</w:t>
-            </w:r>
-            <w:r>
-              <w:rPr>
-                <w:rFonts w:ascii="Avenir Next" w:hAnsi="Avenir Next" w:cs="Avenir Next" w:eastAsia="Avenir Next"/>
-                <w:color w:val="1A1A1A"/>
-                <w:sz w:val="18"/>
-                <w:szCs w:val="18"/>
-              </w:rPr>
               <w:tab/>
             </w:r>
             <w:r>
               <w:rPr>
                 <w:rFonts w:ascii="Avenir Next" w:hAnsi="Avenir Next" w:cs="Avenir Next" w:eastAsia="Avenir Next"/>
                 <w:color w:val="1A1A1A"/>
-                <w:sz w:val="21"/>
+                <w:sz w:val="22"/>
                 <w:szCs w:val="21"/>
               </w:rPr>
               <w:t xml:space="preserve">Then add the $5.</w:t>
@@ -2547,7 +2552,7 @@
                 <w:rFonts w:ascii="Avenir Next" w:hAnsi="Avenir Next" w:cs="Avenir Next" w:eastAsia="Avenir Next"/>
                 <w:b/>
                 <w:color w:val="1A1A1A"/>
-                <w:sz w:val="18"/>
+                <w:sz w:val="22"/>
                 <w:szCs w:val="18"/>
               </w:rPr>
               <w:t xml:space="preserve">Costs</w:t>
@@ -3080,7 +3085,7 @@
                 <w:rFonts w:ascii="Avenir Next" w:hAnsi="Avenir Next" w:cs="Avenir Next" w:eastAsia="Avenir Next"/>
                 <w:b/>
                 <w:color w:val="003A70"/>
-                <w:sz w:val="17"/>
+                <w:sz w:val="22"/>
                 <w:szCs w:val="17"/>
               </w:rPr>
               <w:t xml:space="preserve">Frame  </w:t>
@@ -3090,10 +3095,50 @@
                 <w:rFonts w:ascii="Avenir Next" w:hAnsi="Avenir Next" w:cs="Avenir Next" w:eastAsia="Avenir Next"/>
                 <w:i/>
                 <w:color w:val="1A1A1A"/>
+                <w:sz w:val="22"/>
+                <w:szCs w:val="18"/>
+              </w:rPr>
+              <w:t xml:space="preserve">Dev’s mistake is </w:t>
+            </w:r>
+            <w:r>
+              <w:rPr>
+                <w:rFonts w:ascii="Avenir Next" w:hAnsi="Avenir Next" w:cs="Avenir Next" w:eastAsia="Avenir Next"/>
+                <w:color w:val="1A1A1A"/>
                 <w:sz w:val="18"/>
                 <w:szCs w:val="18"/>
-              </w:rPr>
-              <w:t xml:space="preserve">Dev’s mistake is </w:t>
+                <w:u w:val="single"/>
+              </w:rPr>
+              <w:t xml:space="preserve">      </w:t>
+            </w:r>
+            <w:r>
+              <w:rPr>
+                <w:rFonts w:ascii="Avenir Next" w:hAnsi="Avenir Next" w:cs="Avenir Next" w:eastAsia="Avenir Next"/>
+                <w:i/>
+                <w:color w:val="1A1A1A"/>
+                <w:sz w:val="22"/>
+                <w:szCs w:val="18"/>
+              </w:rPr>
+              <w:t xml:space="preserve">. He should multiply first: </w:t>
+            </w:r>
+            <w:r>
+              <w:rPr>
+                <w:rFonts w:ascii="Avenir Next" w:hAnsi="Avenir Next" w:cs="Avenir Next" w:eastAsia="Avenir Next"/>
+                <w:i/>
+                <w:color w:val="1A1A1A"/>
+                <w:sz w:val="22"/>
+                <w:szCs w:val="18"/>
+              </w:rPr>
+              <w:t xml:space="preserve">y</w:t>
+            </w:r>
+            <w:r>
+              <w:rPr>
+                <w:rFonts w:ascii="Avenir Next" w:hAnsi="Avenir Next" w:cs="Avenir Next" w:eastAsia="Avenir Next"/>
+                <w:i/>
+                <w:color w:val="1A1A1A"/>
+                <w:sz w:val="22"/>
+                <w:szCs w:val="18"/>
+              </w:rPr>
+              <w:t xml:space="preserve"> = </w:t>
             </w:r>
             <w:r>
               <w:rPr>
@@ -3110,47 +3155,7 @@
                 <w:rFonts w:ascii="Avenir Next" w:hAnsi="Avenir Next" w:cs="Avenir Next" w:eastAsia="Avenir Next"/>
                 <w:i/>
                 <w:color w:val="1A1A1A"/>
-                <w:sz w:val="18"/>
-                <w:szCs w:val="18"/>
-              </w:rPr>
-              <w:t xml:space="preserve">. He should multiply first: </w:t>
-            </w:r>
-            <w:r>
-              <w:rPr>
-                <w:rFonts w:ascii="Avenir Next" w:hAnsi="Avenir Next" w:cs="Avenir Next" w:eastAsia="Avenir Next"/>
-                <w:i/>
-                <w:color w:val="1A1A1A"/>
-                <w:sz w:val="18"/>
-                <w:szCs w:val="18"/>
-              </w:rPr>
-              <w:t xml:space="preserve">y</w:t>
-            </w:r>
-            <w:r>
-              <w:rPr>
-                <w:rFonts w:ascii="Avenir Next" w:hAnsi="Avenir Next" w:cs="Avenir Next" w:eastAsia="Avenir Next"/>
-                <w:i/>
-                <w:color w:val="1A1A1A"/>
-                <w:sz w:val="18"/>
-                <w:szCs w:val="18"/>
-              </w:rPr>
-              <w:t xml:space="preserve"> = </w:t>
-            </w:r>
-            <w:r>
-              <w:rPr>
-                <w:rFonts w:ascii="Avenir Next" w:hAnsi="Avenir Next" w:cs="Avenir Next" w:eastAsia="Avenir Next"/>
-                <w:color w:val="1A1A1A"/>
-                <w:sz w:val="18"/>
-                <w:szCs w:val="18"/>
-                <w:u w:val="single"/>
-              </w:rPr>
-              <w:t xml:space="preserve">      </w:t>
-            </w:r>
-            <w:r>
-              <w:rPr>
-                <w:rFonts w:ascii="Avenir Next" w:hAnsi="Avenir Next" w:cs="Avenir Next" w:eastAsia="Avenir Next"/>
-                <w:i/>
-                <w:color w:val="1A1A1A"/>
-                <w:sz w:val="18"/>
+                <w:sz w:val="22"/>
                 <w:szCs w:val="18"/>
               </w:rPr>
               <w:t xml:space="preserve">.</w:t>
@@ -3279,6 +3284,7 @@
           </w:tcPr>
           <w:p>
             <w:pPr>
+              <w:pStyle w:val="Heading2"/>
               <w:spacing w:before="0" w:after="0" w:line="240" w:lineRule="auto"/>
             </w:pPr>
             <w:r>
@@ -3316,7 +3322,7 @@
               <w:rPr>
                 <w:rFonts w:ascii="Avenir Next" w:hAnsi="Avenir Next" w:cs="Avenir Next" w:eastAsia="Avenir Next"/>
                 <w:color w:val="1A1A1A"/>
-                <w:sz w:val="17"/>
+                <w:sz w:val="22"/>
                 <w:szCs w:val="17"/>
               </w:rPr>
               <w:t xml:space="preserve">  I can do this on my own</w:t>
@@ -3345,7 +3351,7 @@
               <w:rPr>
                 <w:rFonts w:ascii="Avenir Next" w:hAnsi="Avenir Next" w:cs="Avenir Next" w:eastAsia="Avenir Next"/>
                 <w:color w:val="1A1A1A"/>
-                <w:sz w:val="17"/>
+                <w:sz w:val="22"/>
                 <w:szCs w:val="17"/>
               </w:rPr>
               <w:t xml:space="preserve">  I need a little help</w:t>
@@ -3374,7 +3380,7 @@
               <w:rPr>
                 <w:rFonts w:ascii="Avenir Next" w:hAnsi="Avenir Next" w:cs="Avenir Next" w:eastAsia="Avenir Next"/>
                 <w:color w:val="1A1A1A"/>
-                <w:sz w:val="17"/>
+                <w:sz w:val="22"/>
                 <w:szCs w:val="17"/>
               </w:rPr>
               <w:t xml:space="preserve">  I have a question about #</w:t>
@@ -3412,7 +3418,7 @@
         <w:rPr>
           <w:rFonts w:ascii="Avenir Next" w:hAnsi="Avenir Next" w:cs="Avenir Next" w:eastAsia="Avenir Next"/>
           <w:color w:val="5A5F66"/>
-          <w:sz w:val="17"/>
+          <w:sz w:val="22"/>
           <w:szCs w:val="17"/>
         </w:rPr>
         <w:t xml:space="preserve">Pick a rule like </w:t>
@@ -3422,7 +3428,7 @@
           <w:rFonts w:ascii="Avenir Next" w:hAnsi="Avenir Next" w:cs="Avenir Next" w:eastAsia="Avenir Next"/>
           <w:i/>
           <w:color w:val="5A5F66"/>
-          <w:sz w:val="17"/>
+          <w:sz w:val="22"/>
           <w:szCs w:val="17"/>
         </w:rPr>
         <w:t xml:space="preserve">y</w:t>
@@ -3431,7 +3437,7 @@
         <w:rPr>
           <w:rFonts w:ascii="Avenir Next" w:hAnsi="Avenir Next" w:cs="Avenir Next" w:eastAsia="Avenir Next"/>
           <w:color w:val="5A5F66"/>
-          <w:sz w:val="17"/>
+          <w:sz w:val="22"/>
           <w:szCs w:val="17"/>
         </w:rPr>
         <w:t xml:space="preserve"> = 2</w:t>
@@ -3441,7 +3447,7 @@
           <w:rFonts w:ascii="Avenir Next" w:hAnsi="Avenir Next" w:cs="Avenir Next" w:eastAsia="Avenir Next"/>
           <w:i/>
           <w:color w:val="5A5F66"/>
-          <w:sz w:val="17"/>
+          <w:sz w:val="22"/>
           <w:szCs w:val="17"/>
         </w:rPr>
         <w:t xml:space="preserve">x</w:t>
@@ -3450,7 +3456,7 @@
         <w:rPr>
           <w:rFonts w:ascii="Avenir Next" w:hAnsi="Avenir Next" w:cs="Avenir Next" w:eastAsia="Avenir Next"/>
           <w:color w:val="5A5F66"/>
-          <w:sz w:val="17"/>
+          <w:sz w:val="22"/>
           <w:szCs w:val="17"/>
         </w:rPr>
         <w:t xml:space="preserve"> + 1. Ask someone at home for an input and find the output together.</w:t>
@@ -3533,14 +3539,15 @@
           <w:caps/>
           <w:color w:val="003A70"/>
           <w:spacing w:val="12"/>
-          <w:sz w:val="21"/>
+          <w:sz w:val="22"/>
           <w:szCs w:val="21"/>
         </w:rPr>
-        <w:t xml:space="preserve">Lesson 9-4  ·  Homework Packet  ·  Level 1  ·  Sheet 2 of 2</w:t>
+        <w:t xml:space="preserve">Lesson 9-4  ·  Homework Packet  ·  Supported  ·  Session 2 · pages 3–4</w:t>
       </w:r>
     </w:p>
     <w:p>
       <w:pPr>
+        <w:pStyle w:val="Heading1"/>
         <w:keepNext/>
         <w:spacing w:before="0" w:after="10" w:line="240" w:lineRule="auto"/>
       </w:pPr>
@@ -3566,7 +3573,7 @@
         <w:rPr>
           <w:rFonts w:ascii="Avenir Next" w:hAnsi="Avenir Next" w:cs="Avenir Next" w:eastAsia="Avenir Next"/>
           <w:color w:val="5A5F66"/>
-          <w:sz w:val="17"/>
+          <w:sz w:val="22"/>
           <w:szCs w:val="17"/>
         </w:rPr>
         <w:t xml:space="preserve">Maryland Standard 6.EE.C.9   ·   Learning target — I can work backward from a goal to find the input an equation needs.</w:t>
@@ -3613,6 +3620,7 @@
           </w:tcPr>
           <w:p>
             <w:pPr>
+              <w:pStyle w:val="Heading2"/>
               <w:spacing w:before="0" w:after="40" w:line="264" w:lineRule="auto"/>
             </w:pPr>
             <w:r>
@@ -3640,25 +3648,25 @@
                 <w:rFonts w:ascii="Avenir Next" w:hAnsi="Avenir Next" w:cs="Avenir Next" w:eastAsia="Avenir Next"/>
                 <w:b/>
                 <w:color w:val="003A70"/>
+                <w:sz w:val="22"/>
+                <w:szCs w:val="18"/>
+              </w:rPr>
+              <w:t xml:space="preserve">•</w:t>
+            </w:r>
+            <w:r>
+              <w:rPr>
+                <w:rFonts w:ascii="Avenir Next" w:hAnsi="Avenir Next" w:cs="Avenir Next" w:eastAsia="Avenir Next"/>
+                <w:color w:val="1A1A1A"/>
                 <w:sz w:val="18"/>
                 <w:szCs w:val="18"/>
               </w:rPr>
-              <w:t xml:space="preserve">•</w:t>
-            </w:r>
-            <w:r>
-              <w:rPr>
-                <w:rFonts w:ascii="Avenir Next" w:hAnsi="Avenir Next" w:cs="Avenir Next" w:eastAsia="Avenir Next"/>
-                <w:color w:val="1A1A1A"/>
-                <w:sz w:val="18"/>
-                <w:szCs w:val="18"/>
-              </w:rPr>
               <w:tab/>
             </w:r>
             <w:r>
               <w:rPr>
                 <w:rFonts w:ascii="Avenir Next" w:hAnsi="Avenir Next" w:cs="Avenir Next" w:eastAsia="Avenir Next"/>
                 <w:color w:val="1A1A1A"/>
-                <w:sz w:val="18"/>
+                <w:sz w:val="22"/>
                 <w:szCs w:val="18"/>
               </w:rPr>
               <w:t xml:space="preserve">Know the goal (</w:t>
@@ -3668,7 +3676,7 @@
                 <w:rFonts w:ascii="Avenir Next" w:hAnsi="Avenir Next" w:cs="Avenir Next" w:eastAsia="Avenir Next"/>
                 <w:i/>
                 <w:color w:val="1A1A1A"/>
-                <w:sz w:val="18"/>
+                <w:sz w:val="22"/>
                 <w:szCs w:val="18"/>
               </w:rPr>
               <w:t xml:space="preserve">y</w:t>
@@ -3677,7 +3685,7 @@
               <w:rPr>
                 <w:rFonts w:ascii="Avenir Next" w:hAnsi="Avenir Next" w:cs="Avenir Next" w:eastAsia="Avenir Next"/>
                 <w:color w:val="1A1A1A"/>
-                <w:sz w:val="18"/>
+                <w:sz w:val="22"/>
                 <w:szCs w:val="18"/>
               </w:rPr>
               <w:t xml:space="preserve">)? Substitute it, then solve for </w:t>
@@ -3687,7 +3695,7 @@
                 <w:rFonts w:ascii="Avenir Next" w:hAnsi="Avenir Next" w:cs="Avenir Next" w:eastAsia="Avenir Next"/>
                 <w:i/>
                 <w:color w:val="1A1A1A"/>
-                <w:sz w:val="18"/>
+                <w:sz w:val="22"/>
                 <w:szCs w:val="18"/>
               </w:rPr>
               <w:t xml:space="preserve">x</w:t>
@@ -3696,7 +3704,7 @@
               <w:rPr>
                 <w:rFonts w:ascii="Avenir Next" w:hAnsi="Avenir Next" w:cs="Avenir Next" w:eastAsia="Avenir Next"/>
                 <w:color w:val="1A1A1A"/>
-                <w:sz w:val="18"/>
+                <w:sz w:val="22"/>
                 <w:szCs w:val="18"/>
               </w:rPr>
               <w:t xml:space="preserve">.</w:t>
@@ -3715,25 +3723,25 @@
                 <w:rFonts w:ascii="Avenir Next" w:hAnsi="Avenir Next" w:cs="Avenir Next" w:eastAsia="Avenir Next"/>
                 <w:b/>
                 <w:color w:val="003A70"/>
+                <w:sz w:val="22"/>
+                <w:szCs w:val="18"/>
+              </w:rPr>
+              <w:t xml:space="preserve">•</w:t>
+            </w:r>
+            <w:r>
+              <w:rPr>
+                <w:rFonts w:ascii="Avenir Next" w:hAnsi="Avenir Next" w:cs="Avenir Next" w:eastAsia="Avenir Next"/>
+                <w:color w:val="1A1A1A"/>
                 <w:sz w:val="18"/>
                 <w:szCs w:val="18"/>
               </w:rPr>
-              <w:t xml:space="preserve">•</w:t>
-            </w:r>
-            <w:r>
-              <w:rPr>
-                <w:rFonts w:ascii="Avenir Next" w:hAnsi="Avenir Next" w:cs="Avenir Next" w:eastAsia="Avenir Next"/>
-                <w:color w:val="1A1A1A"/>
-                <w:sz w:val="18"/>
-                <w:szCs w:val="18"/>
-              </w:rPr>
               <w:tab/>
             </w:r>
             <w:r>
               <w:rPr>
                 <w:rFonts w:ascii="Avenir Next" w:hAnsi="Avenir Next" w:cs="Avenir Next" w:eastAsia="Avenir Next"/>
                 <w:color w:val="1A1A1A"/>
-                <w:sz w:val="18"/>
+                <w:sz w:val="22"/>
                 <w:szCs w:val="18"/>
               </w:rPr>
               <w:t xml:space="preserve">Undo in </w:t>
@@ -3743,7 +3751,7 @@
                 <w:rFonts w:ascii="Avenir Next" w:hAnsi="Avenir Next" w:cs="Avenir Next" w:eastAsia="Avenir Next"/>
                 <w:b/>
                 <w:color w:val="1A1A1A"/>
-                <w:sz w:val="18"/>
+                <w:sz w:val="22"/>
                 <w:szCs w:val="18"/>
               </w:rPr>
               <w:t xml:space="preserve">reverse order</w:t>
@@ -3752,7 +3760,7 @@
               <w:rPr>
                 <w:rFonts w:ascii="Avenir Next" w:hAnsi="Avenir Next" w:cs="Avenir Next" w:eastAsia="Avenir Next"/>
                 <w:color w:val="1A1A1A"/>
-                <w:sz w:val="18"/>
+                <w:sz w:val="22"/>
                 <w:szCs w:val="18"/>
               </w:rPr>
               <w:t xml:space="preserve">: subtract the fee first, then divide by the rate.</w:t>
@@ -3771,25 +3779,25 @@
                 <w:rFonts w:ascii="Avenir Next" w:hAnsi="Avenir Next" w:cs="Avenir Next" w:eastAsia="Avenir Next"/>
                 <w:b/>
                 <w:color w:val="003A70"/>
+                <w:sz w:val="22"/>
+                <w:szCs w:val="18"/>
+              </w:rPr>
+              <w:t xml:space="preserve">•</w:t>
+            </w:r>
+            <w:r>
+              <w:rPr>
+                <w:rFonts w:ascii="Avenir Next" w:hAnsi="Avenir Next" w:cs="Avenir Next" w:eastAsia="Avenir Next"/>
+                <w:color w:val="1A1A1A"/>
                 <w:sz w:val="18"/>
                 <w:szCs w:val="18"/>
               </w:rPr>
-              <w:t xml:space="preserve">•</w:t>
-            </w:r>
-            <w:r>
-              <w:rPr>
-                <w:rFonts w:ascii="Avenir Next" w:hAnsi="Avenir Next" w:cs="Avenir Next" w:eastAsia="Avenir Next"/>
-                <w:color w:val="1A1A1A"/>
-                <w:sz w:val="18"/>
-                <w:szCs w:val="18"/>
-              </w:rPr>
               <w:tab/>
             </w:r>
             <w:r>
               <w:rPr>
                 <w:rFonts w:ascii="Avenir Next" w:hAnsi="Avenir Next" w:cs="Avenir Next" w:eastAsia="Avenir Next"/>
                 <w:color w:val="1A1A1A"/>
-                <w:sz w:val="18"/>
+                <w:sz w:val="22"/>
                 <w:szCs w:val="18"/>
               </w:rPr>
               <w:t xml:space="preserve">In a counting problem, a decimal answer may need to be </w:t>
@@ -3799,7 +3807,7 @@
                 <w:rFonts w:ascii="Avenir Next" w:hAnsi="Avenir Next" w:cs="Avenir Next" w:eastAsia="Avenir Next"/>
                 <w:b/>
                 <w:color w:val="1A1A1A"/>
-                <w:sz w:val="18"/>
+                <w:sz w:val="22"/>
                 <w:szCs w:val="18"/>
               </w:rPr>
               <w:t xml:space="preserve">rounded up</w:t>
@@ -3808,7 +3816,7 @@
               <w:rPr>
                 <w:rFonts w:ascii="Avenir Next" w:hAnsi="Avenir Next" w:cs="Avenir Next" w:eastAsia="Avenir Next"/>
                 <w:color w:val="1A1A1A"/>
-                <w:sz w:val="18"/>
+                <w:sz w:val="22"/>
                 <w:szCs w:val="18"/>
               </w:rPr>
               <w:t xml:space="preserve">.</w:t>
@@ -3823,6 +3831,7 @@
           </w:tcPr>
           <w:p>
             <w:pPr>
+              <w:pStyle w:val="Heading2"/>
               <w:spacing w:before="0" w:after="40" w:line="264" w:lineRule="auto"/>
             </w:pPr>
             <w:r>
@@ -3845,7 +3854,7 @@
               <w:rPr>
                 <w:rFonts w:ascii="Avenir Next" w:hAnsi="Avenir Next" w:cs="Avenir Next" w:eastAsia="Avenir Next"/>
                 <w:color w:val="1A1A1A"/>
-                <w:sz w:val="17"/>
+                <w:sz w:val="22"/>
                 <w:szCs w:val="17"/>
               </w:rPr>
               <w:t xml:space="preserve">A rental costs </w:t>
@@ -3855,7 +3864,7 @@
                 <w:rFonts w:ascii="Avenir Next" w:hAnsi="Avenir Next" w:cs="Avenir Next" w:eastAsia="Avenir Next"/>
                 <w:i/>
                 <w:color w:val="1A1A1A"/>
-                <w:sz w:val="17"/>
+                <w:sz w:val="22"/>
                 <w:szCs w:val="17"/>
               </w:rPr>
               <w:t xml:space="preserve">y</w:t>
@@ -3864,7 +3873,7 @@
               <w:rPr>
                 <w:rFonts w:ascii="Avenir Next" w:hAnsi="Avenir Next" w:cs="Avenir Next" w:eastAsia="Avenir Next"/>
                 <w:color w:val="1A1A1A"/>
-                <w:sz w:val="17"/>
+                <w:sz w:val="22"/>
                 <w:szCs w:val="17"/>
               </w:rPr>
               <w:t xml:space="preserve"> = 4</w:t>
@@ -3874,7 +3883,7 @@
                 <w:rFonts w:ascii="Avenir Next" w:hAnsi="Avenir Next" w:cs="Avenir Next" w:eastAsia="Avenir Next"/>
                 <w:i/>
                 <w:color w:val="1A1A1A"/>
-                <w:sz w:val="17"/>
+                <w:sz w:val="22"/>
                 <w:szCs w:val="17"/>
               </w:rPr>
               <w:t xml:space="preserve">x</w:t>
@@ -3883,7 +3892,7 @@
               <w:rPr>
                 <w:rFonts w:ascii="Avenir Next" w:hAnsi="Avenir Next" w:cs="Avenir Next" w:eastAsia="Avenir Next"/>
                 <w:color w:val="1A1A1A"/>
-                <w:sz w:val="17"/>
+                <w:sz w:val="22"/>
                 <w:szCs w:val="17"/>
               </w:rPr>
               <w:t xml:space="preserve"> + 10 for </w:t>
@@ -3893,7 +3902,7 @@
                 <w:rFonts w:ascii="Avenir Next" w:hAnsi="Avenir Next" w:cs="Avenir Next" w:eastAsia="Avenir Next"/>
                 <w:i/>
                 <w:color w:val="1A1A1A"/>
-                <w:sz w:val="17"/>
+                <w:sz w:val="22"/>
                 <w:szCs w:val="17"/>
               </w:rPr>
               <w:t xml:space="preserve">x</w:t>
@@ -3902,7 +3911,7 @@
               <w:rPr>
                 <w:rFonts w:ascii="Avenir Next" w:hAnsi="Avenir Next" w:cs="Avenir Next" w:eastAsia="Avenir Next"/>
                 <w:color w:val="1A1A1A"/>
-                <w:sz w:val="17"/>
+                <w:sz w:val="22"/>
                 <w:szCs w:val="17"/>
               </w:rPr>
               <w:t xml:space="preserve"> hours. How many hours cost $46?</w:t>
@@ -3921,25 +3930,25 @@
                 <w:rFonts w:ascii="Avenir Next" w:hAnsi="Avenir Next" w:cs="Avenir Next" w:eastAsia="Avenir Next"/>
                 <w:b/>
                 <w:color w:val="003A70"/>
+                <w:sz w:val="22"/>
+                <w:szCs w:val="17"/>
+              </w:rPr>
+              <w:t xml:space="preserve">Step 1</w:t>
+            </w:r>
+            <w:r>
+              <w:rPr>
+                <w:rFonts w:ascii="Avenir Next" w:hAnsi="Avenir Next" w:cs="Avenir Next" w:eastAsia="Avenir Next"/>
+                <w:color w:val="1A1A1A"/>
                 <w:sz w:val="17"/>
                 <w:szCs w:val="17"/>
               </w:rPr>
-              <w:t xml:space="preserve">Step 1</w:t>
-            </w:r>
-            <w:r>
-              <w:rPr>
-                <w:rFonts w:ascii="Avenir Next" w:hAnsi="Avenir Next" w:cs="Avenir Next" w:eastAsia="Avenir Next"/>
-                <w:color w:val="1A1A1A"/>
-                <w:sz w:val="17"/>
-                <w:szCs w:val="17"/>
-              </w:rPr>
               <w:tab/>
             </w:r>
             <w:r>
               <w:rPr>
                 <w:rFonts w:ascii="Avenir Next" w:hAnsi="Avenir Next" w:cs="Avenir Next" w:eastAsia="Avenir Next"/>
                 <w:color w:val="1A1A1A"/>
-                <w:sz w:val="17"/>
+                <w:sz w:val="22"/>
                 <w:szCs w:val="17"/>
               </w:rPr>
               <w:t xml:space="preserve">Subtract 10: 46 − 10 = 36</w:t>
@@ -3958,25 +3967,25 @@
                 <w:rFonts w:ascii="Avenir Next" w:hAnsi="Avenir Next" w:cs="Avenir Next" w:eastAsia="Avenir Next"/>
                 <w:b/>
                 <w:color w:val="003A70"/>
+                <w:sz w:val="22"/>
+                <w:szCs w:val="17"/>
+              </w:rPr>
+              <w:t xml:space="preserve">Step 2</w:t>
+            </w:r>
+            <w:r>
+              <w:rPr>
+                <w:rFonts w:ascii="Avenir Next" w:hAnsi="Avenir Next" w:cs="Avenir Next" w:eastAsia="Avenir Next"/>
+                <w:color w:val="1A1A1A"/>
                 <w:sz w:val="17"/>
                 <w:szCs w:val="17"/>
               </w:rPr>
-              <w:t xml:space="preserve">Step 2</w:t>
-            </w:r>
-            <w:r>
-              <w:rPr>
-                <w:rFonts w:ascii="Avenir Next" w:hAnsi="Avenir Next" w:cs="Avenir Next" w:eastAsia="Avenir Next"/>
-                <w:color w:val="1A1A1A"/>
-                <w:sz w:val="17"/>
-                <w:szCs w:val="17"/>
-              </w:rPr>
               <w:tab/>
             </w:r>
             <w:r>
               <w:rPr>
                 <w:rFonts w:ascii="Avenir Next" w:hAnsi="Avenir Next" w:cs="Avenir Next" w:eastAsia="Avenir Next"/>
                 <w:color w:val="1A1A1A"/>
-                <w:sz w:val="17"/>
+                <w:sz w:val="22"/>
                 <w:szCs w:val="17"/>
               </w:rPr>
               <w:t xml:space="preserve">Divide by 4: 36 ÷ 4 = 9</w:t>
@@ -3995,18 +4004,18 @@
                 <w:rFonts w:ascii="Avenir Next" w:hAnsi="Avenir Next" w:cs="Avenir Next" w:eastAsia="Avenir Next"/>
                 <w:b/>
                 <w:color w:val="1A1A1A"/>
+                <w:sz w:val="22"/>
+                <w:szCs w:val="17"/>
+              </w:rPr>
+              <w:t xml:space="preserve">Answer</w:t>
+            </w:r>
+            <w:r>
+              <w:rPr>
+                <w:rFonts w:ascii="Avenir Next" w:hAnsi="Avenir Next" w:cs="Avenir Next" w:eastAsia="Avenir Next"/>
+                <w:color w:val="1A1A1A"/>
                 <w:sz w:val="17"/>
                 <w:szCs w:val="17"/>
               </w:rPr>
-              <w:t xml:space="preserve">Answer</w:t>
-            </w:r>
-            <w:r>
-              <w:rPr>
-                <w:rFonts w:ascii="Avenir Next" w:hAnsi="Avenir Next" w:cs="Avenir Next" w:eastAsia="Avenir Next"/>
-                <w:color w:val="1A1A1A"/>
-                <w:sz w:val="17"/>
-                <w:szCs w:val="17"/>
-              </w:rPr>
               <w:tab/>
             </w:r>
             <w:r>
@@ -4014,7 +4023,7 @@
                 <w:rFonts w:ascii="Avenir Next" w:hAnsi="Avenir Next" w:cs="Avenir Next" w:eastAsia="Avenir Next"/>
                 <w:b/>
                 <w:color w:val="1A1A1A"/>
-                <w:sz w:val="17"/>
+                <w:sz w:val="22"/>
                 <w:szCs w:val="17"/>
               </w:rPr>
               <w:t xml:space="preserve">9 hours</w:t>
@@ -4064,6 +4073,7 @@
           </w:tcPr>
           <w:p>
             <w:pPr>
+              <w:pStyle w:val="Heading2"/>
               <w:spacing w:before="0" w:after="40" w:line="264" w:lineRule="auto"/>
             </w:pPr>
             <w:r>
@@ -4087,7 +4097,7 @@
                 <w:rFonts w:ascii="Avenir Next" w:hAnsi="Avenir Next" w:cs="Avenir Next" w:eastAsia="Avenir Next"/>
                 <w:b/>
                 <w:color w:val="1A1A1A"/>
-                <w:sz w:val="21"/>
+                <w:sz w:val="22"/>
                 <w:szCs w:val="21"/>
               </w:rPr>
               <w:t xml:space="preserve">work backward</w:t>
@@ -4096,7 +4106,7 @@
               <w:rPr>
                 <w:rFonts w:ascii="Avenir Next" w:hAnsi="Avenir Next" w:cs="Avenir Next" w:eastAsia="Avenir Next"/>
                 <w:color w:val="5A5F66"/>
-                <w:sz w:val="21"/>
+                <w:sz w:val="22"/>
                 <w:szCs w:val="21"/>
               </w:rPr>
               <w:t xml:space="preserve"> — </w:t>
@@ -4105,7 +4115,7 @@
               <w:rPr>
                 <w:rFonts w:ascii="Avenir Next" w:hAnsi="Avenir Next" w:cs="Avenir Next" w:eastAsia="Avenir Next"/>
                 <w:color w:val="1A1A1A"/>
-                <w:sz w:val="21"/>
+                <w:sz w:val="22"/>
                 <w:szCs w:val="21"/>
               </w:rPr>
               <w:t xml:space="preserve">start with the goal and undo the steps</w:t>
@@ -4120,7 +4130,7 @@
                 <w:rFonts w:ascii="Avenir Next" w:hAnsi="Avenir Next" w:cs="Avenir Next" w:eastAsia="Avenir Next"/>
                 <w:b/>
                 <w:color w:val="1A1A1A"/>
-                <w:sz w:val="21"/>
+                <w:sz w:val="22"/>
                 <w:szCs w:val="21"/>
               </w:rPr>
               <w:t xml:space="preserve">inverse operation</w:t>
@@ -4129,7 +4139,7 @@
               <w:rPr>
                 <w:rFonts w:ascii="Avenir Next" w:hAnsi="Avenir Next" w:cs="Avenir Next" w:eastAsia="Avenir Next"/>
                 <w:color w:val="5A5F66"/>
-                <w:sz w:val="21"/>
+                <w:sz w:val="22"/>
                 <w:szCs w:val="21"/>
               </w:rPr>
               <w:t xml:space="preserve"> — </w:t>
@@ -4138,7 +4148,7 @@
               <w:rPr>
                 <w:rFonts w:ascii="Avenir Next" w:hAnsi="Avenir Next" w:cs="Avenir Next" w:eastAsia="Avenir Next"/>
                 <w:color w:val="1A1A1A"/>
-                <w:sz w:val="21"/>
+                <w:sz w:val="22"/>
                 <w:szCs w:val="21"/>
               </w:rPr>
               <w:t xml:space="preserve">an action that undoes another</w:t>
@@ -4164,7 +4174,7 @@
                 <w:rFonts w:ascii="Avenir Next" w:hAnsi="Avenir Next" w:cs="Avenir Next" w:eastAsia="Avenir Next"/>
                 <w:b/>
                 <w:color w:val="1A1A1A"/>
-                <w:sz w:val="21"/>
+                <w:sz w:val="22"/>
                 <w:szCs w:val="21"/>
               </w:rPr>
               <w:t xml:space="preserve">round up</w:t>
@@ -4173,7 +4183,7 @@
               <w:rPr>
                 <w:rFonts w:ascii="Avenir Next" w:hAnsi="Avenir Next" w:cs="Avenir Next" w:eastAsia="Avenir Next"/>
                 <w:color w:val="5A5F66"/>
-                <w:sz w:val="21"/>
+                <w:sz w:val="22"/>
                 <w:szCs w:val="21"/>
               </w:rPr>
               <w:t xml:space="preserve"> — </w:t>
@@ -4182,7 +4192,7 @@
               <w:rPr>
                 <w:rFonts w:ascii="Avenir Next" w:hAnsi="Avenir Next" w:cs="Avenir Next" w:eastAsia="Avenir Next"/>
                 <w:color w:val="1A1A1A"/>
-                <w:sz w:val="21"/>
+                <w:sz w:val="22"/>
                 <w:szCs w:val="21"/>
               </w:rPr>
               <w:t xml:space="preserve">go to the next whole number</w:t>
@@ -4197,7 +4207,7 @@
                 <w:rFonts w:ascii="Avenir Next" w:hAnsi="Avenir Next" w:cs="Avenir Next" w:eastAsia="Avenir Next"/>
                 <w:b/>
                 <w:color w:val="1A1A1A"/>
-                <w:sz w:val="21"/>
+                <w:sz w:val="22"/>
                 <w:szCs w:val="21"/>
               </w:rPr>
               <w:t xml:space="preserve">goal</w:t>
@@ -4206,7 +4216,7 @@
               <w:rPr>
                 <w:rFonts w:ascii="Avenir Next" w:hAnsi="Avenir Next" w:cs="Avenir Next" w:eastAsia="Avenir Next"/>
                 <w:color w:val="5A5F66"/>
-                <w:sz w:val="21"/>
+                <w:sz w:val="22"/>
                 <w:szCs w:val="21"/>
               </w:rPr>
               <w:t xml:space="preserve"> — </w:t>
@@ -4215,7 +4225,7 @@
               <w:rPr>
                 <w:rFonts w:ascii="Avenir Next" w:hAnsi="Avenir Next" w:cs="Avenir Next" w:eastAsia="Avenir Next"/>
                 <w:color w:val="1A1A1A"/>
-                <w:sz w:val="21"/>
+                <w:sz w:val="22"/>
                 <w:szCs w:val="21"/>
               </w:rPr>
               <w:t xml:space="preserve">the number you want to reach</w:t>
@@ -4226,6 +4236,7 @@
     </w:tbl>
     <w:p>
       <w:pPr>
+        <w:pStyle w:val="Heading2"/>
         <w:keepNext/>
         <w:pBdr>
           <w:bottom w:val="single" w:sz="8" w:space="3" w:color="003A70"/>
@@ -4241,7 +4252,7 @@
           <w:b/>
           <w:color w:val="003A70"/>
           <w:spacing w:val="14"/>
-          <w:sz w:val="21"/>
+          <w:sz w:val="22"/>
           <w:szCs w:val="21"/>
         </w:rPr>
         <w:t xml:space="preserve">PRACTICE</w:t>
@@ -4260,7 +4271,7 @@
           <w:rFonts w:ascii="Avenir Next" w:hAnsi="Avenir Next" w:cs="Avenir Next" w:eastAsia="Avenir Next"/>
           <w:i/>
           <w:color w:val="5A5F66"/>
-          <w:sz w:val="17"/>
+          <w:sz w:val="22"/>
           <w:szCs w:val="17"/>
         </w:rPr>
         <w:t xml:space="preserve">show your work · label units</w:t>
@@ -4375,25 +4386,25 @@
                 <w:rFonts w:ascii="Avenir Next" w:hAnsi="Avenir Next" w:cs="Avenir Next" w:eastAsia="Avenir Next"/>
                 <w:b/>
                 <w:color w:val="003A70"/>
+                <w:sz w:val="22"/>
+                <w:szCs w:val="18"/>
+              </w:rPr>
+              <w:t xml:space="preserve">Step 1</w:t>
+            </w:r>
+            <w:r>
+              <w:rPr>
+                <w:rFonts w:ascii="Avenir Next" w:hAnsi="Avenir Next" w:cs="Avenir Next" w:eastAsia="Avenir Next"/>
+                <w:color w:val="1A1A1A"/>
                 <w:sz w:val="18"/>
                 <w:szCs w:val="18"/>
               </w:rPr>
-              <w:t xml:space="preserve">Step 1</w:t>
-            </w:r>
-            <w:r>
-              <w:rPr>
-                <w:rFonts w:ascii="Avenir Next" w:hAnsi="Avenir Next" w:cs="Avenir Next" w:eastAsia="Avenir Next"/>
-                <w:color w:val="1A1A1A"/>
-                <w:sz w:val="18"/>
-                <w:szCs w:val="18"/>
-              </w:rPr>
               <w:tab/>
             </w:r>
             <w:r>
               <w:rPr>
                 <w:rFonts w:ascii="Avenir Next" w:hAnsi="Avenir Next" w:cs="Avenir Next" w:eastAsia="Avenir Next"/>
                 <w:color w:val="1A1A1A"/>
-                <w:sz w:val="21"/>
+                <w:sz w:val="22"/>
                 <w:szCs w:val="21"/>
               </w:rPr>
               <w:t xml:space="preserve">Undo + or − first.</w:t>
@@ -4413,25 +4424,25 @@
                 <w:rFonts w:ascii="Avenir Next" w:hAnsi="Avenir Next" w:cs="Avenir Next" w:eastAsia="Avenir Next"/>
                 <w:b/>
                 <w:color w:val="003A70"/>
+                <w:sz w:val="22"/>
+                <w:szCs w:val="18"/>
+              </w:rPr>
+              <w:t xml:space="preserve">Step 2</w:t>
+            </w:r>
+            <w:r>
+              <w:rPr>
+                <w:rFonts w:ascii="Avenir Next" w:hAnsi="Avenir Next" w:cs="Avenir Next" w:eastAsia="Avenir Next"/>
+                <w:color w:val="1A1A1A"/>
                 <w:sz w:val="18"/>
                 <w:szCs w:val="18"/>
               </w:rPr>
-              <w:t xml:space="preserve">Step 2</w:t>
-            </w:r>
-            <w:r>
-              <w:rPr>
-                <w:rFonts w:ascii="Avenir Next" w:hAnsi="Avenir Next" w:cs="Avenir Next" w:eastAsia="Avenir Next"/>
-                <w:color w:val="1A1A1A"/>
-                <w:sz w:val="18"/>
-                <w:szCs w:val="18"/>
-              </w:rPr>
               <w:tab/>
             </w:r>
             <w:r>
               <w:rPr>
                 <w:rFonts w:ascii="Avenir Next" w:hAnsi="Avenir Next" w:cs="Avenir Next" w:eastAsia="Avenir Next"/>
                 <w:color w:val="1A1A1A"/>
-                <w:sz w:val="21"/>
+                <w:sz w:val="22"/>
                 <w:szCs w:val="21"/>
               </w:rPr>
               <w:t xml:space="preserve">Then divide by the number next to </w:t>
@@ -4441,7 +4452,7 @@
                 <w:rFonts w:ascii="Avenir Next" w:hAnsi="Avenir Next" w:cs="Avenir Next" w:eastAsia="Avenir Next"/>
                 <w:i/>
                 <w:color w:val="1A1A1A"/>
-                <w:sz w:val="21"/>
+                <w:sz w:val="22"/>
                 <w:szCs w:val="21"/>
               </w:rPr>
               <w:t xml:space="preserve">x</w:t>
@@ -4450,7 +4461,7 @@
               <w:rPr>
                 <w:rFonts w:ascii="Avenir Next" w:hAnsi="Avenir Next" w:cs="Avenir Next" w:eastAsia="Avenir Next"/>
                 <w:color w:val="1A1A1A"/>
-                <w:sz w:val="21"/>
+                <w:sz w:val="22"/>
                 <w:szCs w:val="21"/>
               </w:rPr>
               <w:t xml:space="preserve">.</w:t>
@@ -4970,25 +4981,25 @@
                 <w:rFonts w:ascii="Avenir Next" w:hAnsi="Avenir Next" w:cs="Avenir Next" w:eastAsia="Avenir Next"/>
                 <w:b/>
                 <w:color w:val="003A70"/>
+                <w:sz w:val="22"/>
+                <w:szCs w:val="18"/>
+              </w:rPr>
+              <w:t xml:space="preserve">Step 1</w:t>
+            </w:r>
+            <w:r>
+              <w:rPr>
+                <w:rFonts w:ascii="Avenir Next" w:hAnsi="Avenir Next" w:cs="Avenir Next" w:eastAsia="Avenir Next"/>
+                <w:color w:val="1A1A1A"/>
                 <w:sz w:val="18"/>
                 <w:szCs w:val="18"/>
               </w:rPr>
-              <w:t xml:space="preserve">Step 1</w:t>
-            </w:r>
-            <w:r>
-              <w:rPr>
-                <w:rFonts w:ascii="Avenir Next" w:hAnsi="Avenir Next" w:cs="Avenir Next" w:eastAsia="Avenir Next"/>
-                <w:color w:val="1A1A1A"/>
-                <w:sz w:val="18"/>
-                <w:szCs w:val="18"/>
-              </w:rPr>
               <w:tab/>
             </w:r>
             <w:r>
               <w:rPr>
                 <w:rFonts w:ascii="Avenir Next" w:hAnsi="Avenir Next" w:cs="Avenir Next" w:eastAsia="Avenir Next"/>
                 <w:color w:val="1A1A1A"/>
-                <w:sz w:val="21"/>
+                <w:sz w:val="22"/>
                 <w:szCs w:val="21"/>
               </w:rPr>
               <w:t xml:space="preserve">Subtract the $45 the class already has.</w:t>
@@ -5008,25 +5019,25 @@
                 <w:rFonts w:ascii="Avenir Next" w:hAnsi="Avenir Next" w:cs="Avenir Next" w:eastAsia="Avenir Next"/>
                 <w:b/>
                 <w:color w:val="003A70"/>
+                <w:sz w:val="22"/>
+                <w:szCs w:val="18"/>
+              </w:rPr>
+              <w:t xml:space="preserve">Step 2</w:t>
+            </w:r>
+            <w:r>
+              <w:rPr>
+                <w:rFonts w:ascii="Avenir Next" w:hAnsi="Avenir Next" w:cs="Avenir Next" w:eastAsia="Avenir Next"/>
+                <w:color w:val="1A1A1A"/>
                 <w:sz w:val="18"/>
                 <w:szCs w:val="18"/>
               </w:rPr>
-              <w:t xml:space="preserve">Step 2</w:t>
-            </w:r>
-            <w:r>
-              <w:rPr>
-                <w:rFonts w:ascii="Avenir Next" w:hAnsi="Avenir Next" w:cs="Avenir Next" w:eastAsia="Avenir Next"/>
-                <w:color w:val="1A1A1A"/>
-                <w:sz w:val="18"/>
-                <w:szCs w:val="18"/>
-              </w:rPr>
               <w:tab/>
             </w:r>
             <w:r>
               <w:rPr>
                 <w:rFonts w:ascii="Avenir Next" w:hAnsi="Avenir Next" w:cs="Avenir Next" w:eastAsia="Avenir Next"/>
                 <w:color w:val="1A1A1A"/>
-                <w:sz w:val="21"/>
+                <w:sz w:val="22"/>
                 <w:szCs w:val="21"/>
               </w:rPr>
               <w:t xml:space="preserve">Divide what is left by $15 a week.</w:t>
@@ -5045,25 +5056,25 @@
                 <w:rFonts w:ascii="Avenir Next" w:hAnsi="Avenir Next" w:cs="Avenir Next" w:eastAsia="Avenir Next"/>
                 <w:b/>
                 <w:color w:val="1A1A1A"/>
+                <w:sz w:val="22"/>
+                <w:szCs w:val="18"/>
+              </w:rPr>
+              <w:t xml:space="preserve">Answer</w:t>
+            </w:r>
+            <w:r>
+              <w:rPr>
+                <w:rFonts w:ascii="Avenir Next" w:hAnsi="Avenir Next" w:cs="Avenir Next" w:eastAsia="Avenir Next"/>
+                <w:color w:val="1A1A1A"/>
                 <w:sz w:val="18"/>
                 <w:szCs w:val="18"/>
               </w:rPr>
-              <w:t xml:space="preserve">Answer</w:t>
-            </w:r>
-            <w:r>
-              <w:rPr>
-                <w:rFonts w:ascii="Avenir Next" w:hAnsi="Avenir Next" w:cs="Avenir Next" w:eastAsia="Avenir Next"/>
-                <w:color w:val="1A1A1A"/>
-                <w:sz w:val="18"/>
-                <w:szCs w:val="18"/>
-              </w:rPr>
               <w:tab/>
             </w:r>
             <w:r>
               <w:rPr>
                 <w:rFonts w:ascii="Avenir Next" w:hAnsi="Avenir Next" w:cs="Avenir Next" w:eastAsia="Avenir Next"/>
                 <w:color w:val="1A1A1A"/>
-                <w:sz w:val="18"/>
+                <w:sz w:val="22"/>
                 <w:szCs w:val="18"/>
               </w:rPr>
               <w:t xml:space="preserve">  weeks</w:t>
@@ -5215,25 +5226,25 @@
                 <w:rFonts w:ascii="Avenir Next" w:hAnsi="Avenir Next" w:cs="Avenir Next" w:eastAsia="Avenir Next"/>
                 <w:b/>
                 <w:color w:val="003A70"/>
+                <w:sz w:val="22"/>
+                <w:szCs w:val="18"/>
+              </w:rPr>
+              <w:t xml:space="preserve">Step 1</w:t>
+            </w:r>
+            <w:r>
+              <w:rPr>
+                <w:rFonts w:ascii="Avenir Next" w:hAnsi="Avenir Next" w:cs="Avenir Next" w:eastAsia="Avenir Next"/>
+                <w:color w:val="1A1A1A"/>
                 <w:sz w:val="18"/>
                 <w:szCs w:val="18"/>
               </w:rPr>
-              <w:t xml:space="preserve">Step 1</w:t>
-            </w:r>
-            <w:r>
-              <w:rPr>
-                <w:rFonts w:ascii="Avenir Next" w:hAnsi="Avenir Next" w:cs="Avenir Next" w:eastAsia="Avenir Next"/>
-                <w:color w:val="1A1A1A"/>
-                <w:sz w:val="18"/>
-                <w:szCs w:val="18"/>
-              </w:rPr>
               <w:tab/>
             </w:r>
             <w:r>
               <w:rPr>
                 <w:rFonts w:ascii="Avenir Next" w:hAnsi="Avenir Next" w:cs="Avenir Next" w:eastAsia="Avenir Next"/>
                 <w:color w:val="1A1A1A"/>
-                <w:sz w:val="21"/>
+                <w:sz w:val="22"/>
                 <w:szCs w:val="21"/>
               </w:rPr>
               <w:t xml:space="preserve">Subtract the $30 already in the fund.</w:t>
@@ -5253,25 +5264,25 @@
                 <w:rFonts w:ascii="Avenir Next" w:hAnsi="Avenir Next" w:cs="Avenir Next" w:eastAsia="Avenir Next"/>
                 <w:b/>
                 <w:color w:val="003A70"/>
+                <w:sz w:val="22"/>
+                <w:szCs w:val="18"/>
+              </w:rPr>
+              <w:t xml:space="preserve">Step 2</w:t>
+            </w:r>
+            <w:r>
+              <w:rPr>
+                <w:rFonts w:ascii="Avenir Next" w:hAnsi="Avenir Next" w:cs="Avenir Next" w:eastAsia="Avenir Next"/>
+                <w:color w:val="1A1A1A"/>
                 <w:sz w:val="18"/>
                 <w:szCs w:val="18"/>
               </w:rPr>
-              <w:t xml:space="preserve">Step 2</w:t>
-            </w:r>
-            <w:r>
-              <w:rPr>
-                <w:rFonts w:ascii="Avenir Next" w:hAnsi="Avenir Next" w:cs="Avenir Next" w:eastAsia="Avenir Next"/>
-                <w:color w:val="1A1A1A"/>
-                <w:sz w:val="18"/>
-                <w:szCs w:val="18"/>
-              </w:rPr>
               <w:tab/>
             </w:r>
             <w:r>
               <w:rPr>
                 <w:rFonts w:ascii="Avenir Next" w:hAnsi="Avenir Next" w:cs="Avenir Next" w:eastAsia="Avenir Next"/>
                 <w:color w:val="1A1A1A"/>
-                <w:sz w:val="21"/>
+                <w:sz w:val="22"/>
                 <w:szCs w:val="21"/>
               </w:rPr>
               <w:t xml:space="preserve">Divide what is left by $12.</w:t>
@@ -5290,25 +5301,25 @@
                 <w:rFonts w:ascii="Avenir Next" w:hAnsi="Avenir Next" w:cs="Avenir Next" w:eastAsia="Avenir Next"/>
                 <w:b/>
                 <w:color w:val="1A1A1A"/>
+                <w:sz w:val="22"/>
+                <w:szCs w:val="18"/>
+              </w:rPr>
+              <w:t xml:space="preserve">Answer</w:t>
+            </w:r>
+            <w:r>
+              <w:rPr>
+                <w:rFonts w:ascii="Avenir Next" w:hAnsi="Avenir Next" w:cs="Avenir Next" w:eastAsia="Avenir Next"/>
+                <w:color w:val="1A1A1A"/>
                 <w:sz w:val="18"/>
                 <w:szCs w:val="18"/>
               </w:rPr>
-              <w:t xml:space="preserve">Answer</w:t>
-            </w:r>
-            <w:r>
-              <w:rPr>
-                <w:rFonts w:ascii="Avenir Next" w:hAnsi="Avenir Next" w:cs="Avenir Next" w:eastAsia="Avenir Next"/>
-                <w:color w:val="1A1A1A"/>
-                <w:sz w:val="18"/>
-                <w:szCs w:val="18"/>
-              </w:rPr>
               <w:tab/>
             </w:r>
             <w:r>
               <w:rPr>
                 <w:rFonts w:ascii="Avenir Next" w:hAnsi="Avenir Next" w:cs="Avenir Next" w:eastAsia="Avenir Next"/>
                 <w:color w:val="1A1A1A"/>
-                <w:sz w:val="18"/>
+                <w:sz w:val="22"/>
                 <w:szCs w:val="18"/>
               </w:rPr>
               <w:t xml:space="preserve">  weeks</w:t>
@@ -5609,7 +5620,7 @@
                     <w:drawing>
                       <wp:inline distT="0" distB="0" distL="0" distR="0">
                         <wp:extent cx="1188720" cy="1427135"/>
-                        <wp:docPr id="2" name="Figure 2"/>
+                        <wp:docPr id="2" name="Figure 2" descr="Coordinate grid. Horizontal axis Weeks: 0 to 8, ticks every 1. Vertical axis Height (cm): 0 to 30, ticks every 3. Points: x: 0; y: 6, x: 2; y: 12, x: 4; y: 18, x: 6; y: 24, x: 8; y: 30. Line: True."/>
                         <a:graphic xmlns:a="http://schemas.openxmlformats.org/drawingml/2006/main">
                           <a:graphicData uri="http://schemas.openxmlformats.org/drawingml/2006/picture">
                             <pic:pic xmlns:pic="http://schemas.openxmlformats.org/drawingml/2006/picture">
@@ -5752,7 +5763,7 @@
                 <w:rFonts w:ascii="Avenir Next" w:hAnsi="Avenir Next" w:cs="Avenir Next" w:eastAsia="Avenir Next"/>
                 <w:b/>
                 <w:color w:val="003A70"/>
-                <w:sz w:val="17"/>
+                <w:sz w:val="22"/>
                 <w:szCs w:val="17"/>
               </w:rPr>
               <w:t xml:space="preserve">Frame  </w:t>
@@ -5762,10 +5773,30 @@
                 <w:rFonts w:ascii="Avenir Next" w:hAnsi="Avenir Next" w:cs="Avenir Next" w:eastAsia="Avenir Next"/>
                 <w:i/>
                 <w:color w:val="1A1A1A"/>
+                <w:sz w:val="22"/>
+                <w:szCs w:val="18"/>
+              </w:rPr>
+              <w:t xml:space="preserve">Ana should buy </w:t>
+            </w:r>
+            <w:r>
+              <w:rPr>
+                <w:rFonts w:ascii="Avenir Next" w:hAnsi="Avenir Next" w:cs="Avenir Next" w:eastAsia="Avenir Next"/>
+                <w:color w:val="1A1A1A"/>
                 <w:sz w:val="18"/>
                 <w:szCs w:val="18"/>
-              </w:rPr>
-              <w:t xml:space="preserve">Ana should buy </w:t>
+                <w:u w:val="single"/>
+              </w:rPr>
+              <w:t xml:space="preserve">      </w:t>
+            </w:r>
+            <w:r>
+              <w:rPr>
+                <w:rFonts w:ascii="Avenir Next" w:hAnsi="Avenir Next" w:cs="Avenir Next" w:eastAsia="Avenir Next"/>
+                <w:i/>
+                <w:color w:val="1A1A1A"/>
+                <w:sz w:val="22"/>
+                <w:szCs w:val="18"/>
+              </w:rPr>
+              <w:t xml:space="preserve"> boxes because </w:t>
             </w:r>
             <w:r>
               <w:rPr>
@@ -5782,27 +5813,7 @@
                 <w:rFonts w:ascii="Avenir Next" w:hAnsi="Avenir Next" w:cs="Avenir Next" w:eastAsia="Avenir Next"/>
                 <w:i/>
                 <w:color w:val="1A1A1A"/>
-                <w:sz w:val="18"/>
-                <w:szCs w:val="18"/>
-              </w:rPr>
-              <w:t xml:space="preserve"> boxes because </w:t>
-            </w:r>
-            <w:r>
-              <w:rPr>
-                <w:rFonts w:ascii="Avenir Next" w:hAnsi="Avenir Next" w:cs="Avenir Next" w:eastAsia="Avenir Next"/>
-                <w:color w:val="1A1A1A"/>
-                <w:sz w:val="18"/>
-                <w:szCs w:val="18"/>
-                <w:u w:val="single"/>
-              </w:rPr>
-              <w:t xml:space="preserve">      </w:t>
-            </w:r>
-            <w:r>
-              <w:rPr>
-                <w:rFonts w:ascii="Avenir Next" w:hAnsi="Avenir Next" w:cs="Avenir Next" w:eastAsia="Avenir Next"/>
-                <w:i/>
-                <w:color w:val="1A1A1A"/>
-                <w:sz w:val="18"/>
+                <w:sz w:val="22"/>
                 <w:szCs w:val="18"/>
               </w:rPr>
               <w:t xml:space="preserve">.</w:t>
@@ -5889,6 +5900,7 @@
     </w:p>
     <w:p>
       <w:pPr>
+        <w:pStyle w:val="Heading2"/>
         <w:keepNext/>
         <w:pBdr>
           <w:bottom w:val="single" w:sz="8" w:space="3" w:color="003A70"/>
@@ -5904,7 +5916,7 @@
           <w:b/>
           <w:color w:val="003A70"/>
           <w:spacing w:val="14"/>
-          <w:sz w:val="21"/>
+          <w:sz w:val="22"/>
           <w:szCs w:val="21"/>
         </w:rPr>
         <w:t xml:space="preserve">TEST PRACTICE</w:t>
@@ -5923,7 +5935,7 @@
           <w:rFonts w:ascii="Avenir Next" w:hAnsi="Avenir Next" w:cs="Avenir Next" w:eastAsia="Avenir Next"/>
           <w:i/>
           <w:color w:val="5A5F66"/>
-          <w:sz w:val="17"/>
+          <w:sz w:val="22"/>
           <w:szCs w:val="17"/>
         </w:rPr>
         <w:t xml:space="preserve">choose the best answer</w:t>
@@ -6112,25 +6124,25 @@
                       <w:rFonts w:ascii="Avenir Next" w:hAnsi="Avenir Next" w:cs="Avenir Next" w:eastAsia="Avenir Next"/>
                       <w:b/>
                       <w:color w:val="003A70"/>
+                      <w:sz w:val="22"/>
+                      <w:szCs w:val="21"/>
+                    </w:rPr>
+                    <w:t xml:space="preserve">A</w:t>
+                  </w:r>
+                  <w:r>
+                    <w:rPr>
+                      <w:rFonts w:ascii="Avenir Next" w:hAnsi="Avenir Next" w:cs="Avenir Next" w:eastAsia="Avenir Next"/>
+                      <w:color w:val="1A1A1A"/>
                       <w:sz w:val="21"/>
                       <w:szCs w:val="21"/>
                     </w:rPr>
-                    <w:t xml:space="preserve">A</w:t>
-                  </w:r>
-                  <w:r>
-                    <w:rPr>
-                      <w:rFonts w:ascii="Avenir Next" w:hAnsi="Avenir Next" w:cs="Avenir Next" w:eastAsia="Avenir Next"/>
-                      <w:color w:val="1A1A1A"/>
-                      <w:sz w:val="21"/>
-                      <w:szCs w:val="21"/>
-                    </w:rPr>
                     <w:tab/>
                   </w:r>
                   <w:r>
                     <w:rPr>
                       <w:rFonts w:ascii="Avenir Next" w:hAnsi="Avenir Next" w:cs="Avenir Next" w:eastAsia="Avenir Next"/>
                       <w:color w:val="1A1A1A"/>
-                      <w:sz w:val="21"/>
+                      <w:sz w:val="22"/>
                       <w:szCs w:val="21"/>
                     </w:rPr>
                     <w:t xml:space="preserve">5 hours</w:t>
@@ -6155,25 +6167,25 @@
                       <w:rFonts w:ascii="Avenir Next" w:hAnsi="Avenir Next" w:cs="Avenir Next" w:eastAsia="Avenir Next"/>
                       <w:b/>
                       <w:color w:val="003A70"/>
+                      <w:sz w:val="22"/>
+                      <w:szCs w:val="21"/>
+                    </w:rPr>
+                    <w:t xml:space="preserve">B</w:t>
+                  </w:r>
+                  <w:r>
+                    <w:rPr>
+                      <w:rFonts w:ascii="Avenir Next" w:hAnsi="Avenir Next" w:cs="Avenir Next" w:eastAsia="Avenir Next"/>
+                      <w:color w:val="1A1A1A"/>
                       <w:sz w:val="21"/>
                       <w:szCs w:val="21"/>
                     </w:rPr>
-                    <w:t xml:space="preserve">B</w:t>
-                  </w:r>
-                  <w:r>
-                    <w:rPr>
-                      <w:rFonts w:ascii="Avenir Next" w:hAnsi="Avenir Next" w:cs="Avenir Next" w:eastAsia="Avenir Next"/>
-                      <w:color w:val="1A1A1A"/>
-                      <w:sz w:val="21"/>
-                      <w:szCs w:val="21"/>
-                    </w:rPr>
                     <w:tab/>
                   </w:r>
                   <w:r>
                     <w:rPr>
                       <w:rFonts w:ascii="Avenir Next" w:hAnsi="Avenir Next" w:cs="Avenir Next" w:eastAsia="Avenir Next"/>
                       <w:color w:val="1A1A1A"/>
-                      <w:sz w:val="21"/>
+                      <w:sz w:val="22"/>
                       <w:szCs w:val="21"/>
                     </w:rPr>
                     <w:t xml:space="preserve">6 hours</w:t>
@@ -6198,25 +6210,25 @@
                       <w:rFonts w:ascii="Avenir Next" w:hAnsi="Avenir Next" w:cs="Avenir Next" w:eastAsia="Avenir Next"/>
                       <w:b/>
                       <w:color w:val="003A70"/>
+                      <w:sz w:val="22"/>
+                      <w:szCs w:val="21"/>
+                    </w:rPr>
+                    <w:t xml:space="preserve">C</w:t>
+                  </w:r>
+                  <w:r>
+                    <w:rPr>
+                      <w:rFonts w:ascii="Avenir Next" w:hAnsi="Avenir Next" w:cs="Avenir Next" w:eastAsia="Avenir Next"/>
+                      <w:color w:val="1A1A1A"/>
                       <w:sz w:val="21"/>
                       <w:szCs w:val="21"/>
                     </w:rPr>
-                    <w:t xml:space="preserve">C</w:t>
-                  </w:r>
-                  <w:r>
-                    <w:rPr>
-                      <w:rFonts w:ascii="Avenir Next" w:hAnsi="Avenir Next" w:cs="Avenir Next" w:eastAsia="Avenir Next"/>
-                      <w:color w:val="1A1A1A"/>
-                      <w:sz w:val="21"/>
-                      <w:szCs w:val="21"/>
-                    </w:rPr>
                     <w:tab/>
                   </w:r>
                   <w:r>
                     <w:rPr>
                       <w:rFonts w:ascii="Avenir Next" w:hAnsi="Avenir Next" w:cs="Avenir Next" w:eastAsia="Avenir Next"/>
                       <w:color w:val="1A1A1A"/>
-                      <w:sz w:val="21"/>
+                      <w:sz w:val="22"/>
                       <w:szCs w:val="21"/>
                     </w:rPr>
                     <w:t xml:space="preserve">7.5 hours</w:t>
@@ -6241,25 +6253,25 @@
                       <w:rFonts w:ascii="Avenir Next" w:hAnsi="Avenir Next" w:cs="Avenir Next" w:eastAsia="Avenir Next"/>
                       <w:b/>
                       <w:color w:val="003A70"/>
+                      <w:sz w:val="22"/>
+                      <w:szCs w:val="21"/>
+                    </w:rPr>
+                    <w:t xml:space="preserve">D</w:t>
+                  </w:r>
+                  <w:r>
+                    <w:rPr>
+                      <w:rFonts w:ascii="Avenir Next" w:hAnsi="Avenir Next" w:cs="Avenir Next" w:eastAsia="Avenir Next"/>
+                      <w:color w:val="1A1A1A"/>
                       <w:sz w:val="21"/>
                       <w:szCs w:val="21"/>
                     </w:rPr>
-                    <w:t xml:space="preserve">D</w:t>
-                  </w:r>
-                  <w:r>
-                    <w:rPr>
-                      <w:rFonts w:ascii="Avenir Next" w:hAnsi="Avenir Next" w:cs="Avenir Next" w:eastAsia="Avenir Next"/>
-                      <w:color w:val="1A1A1A"/>
-                      <w:sz w:val="21"/>
-                      <w:szCs w:val="21"/>
-                    </w:rPr>
                     <w:tab/>
                   </w:r>
                   <w:r>
                     <w:rPr>
                       <w:rFonts w:ascii="Avenir Next" w:hAnsi="Avenir Next" w:cs="Avenir Next" w:eastAsia="Avenir Next"/>
                       <w:color w:val="1A1A1A"/>
-                      <w:sz w:val="21"/>
+                      <w:sz w:val="22"/>
                       <w:szCs w:val="21"/>
                     </w:rPr>
                     <w:t xml:space="preserve">9 hours</w:t>
@@ -6445,35 +6457,35 @@
                       <w:rFonts w:ascii="Avenir Next" w:hAnsi="Avenir Next" w:cs="Avenir Next" w:eastAsia="Avenir Next"/>
                       <w:b/>
                       <w:color w:val="003A70"/>
+                      <w:sz w:val="22"/>
+                      <w:szCs w:val="21"/>
+                    </w:rPr>
+                    <w:t xml:space="preserve">A</w:t>
+                  </w:r>
+                  <w:r>
+                    <w:rPr>
+                      <w:rFonts w:ascii="Avenir Next" w:hAnsi="Avenir Next" w:cs="Avenir Next" w:eastAsia="Avenir Next"/>
+                      <w:color w:val="1A1A1A"/>
                       <w:sz w:val="21"/>
                       <w:szCs w:val="21"/>
                     </w:rPr>
-                    <w:t xml:space="preserve">A</w:t>
-                  </w:r>
-                  <w:r>
-                    <w:rPr>
-                      <w:rFonts w:ascii="Avenir Next" w:hAnsi="Avenir Next" w:cs="Avenir Next" w:eastAsia="Avenir Next"/>
-                      <w:color w:val="1A1A1A"/>
-                      <w:sz w:val="21"/>
+                    <w:tab/>
+                  </w:r>
+                  <w:r>
+                    <w:rPr>
+                      <w:rFonts w:ascii="Avenir Next" w:hAnsi="Avenir Next" w:cs="Avenir Next" w:eastAsia="Avenir Next"/>
+                      <w:i/>
+                      <w:color w:val="1A1A1A"/>
+                      <w:sz w:val="22"/>
                       <w:szCs w:val="21"/>
                     </w:rPr>
-                    <w:tab/>
-                  </w:r>
-                  <w:r>
-                    <w:rPr>
-                      <w:rFonts w:ascii="Avenir Next" w:hAnsi="Avenir Next" w:cs="Avenir Next" w:eastAsia="Avenir Next"/>
-                      <w:i/>
-                      <w:color w:val="1A1A1A"/>
-                      <w:sz w:val="21"/>
-                      <w:szCs w:val="21"/>
-                    </w:rPr>
                     <w:t xml:space="preserve">x</w:t>
                   </w:r>
                   <w:r>
                     <w:rPr>
                       <w:rFonts w:ascii="Avenir Next" w:hAnsi="Avenir Next" w:cs="Avenir Next" w:eastAsia="Avenir Next"/>
                       <w:color w:val="1A1A1A"/>
-                      <w:sz w:val="21"/>
+                      <w:sz w:val="22"/>
                       <w:szCs w:val="21"/>
                     </w:rPr>
                     <w:t xml:space="preserve"> = 17</w:t>
@@ -6498,35 +6510,35 @@
                       <w:rFonts w:ascii="Avenir Next" w:hAnsi="Avenir Next" w:cs="Avenir Next" w:eastAsia="Avenir Next"/>
                       <w:b/>
                       <w:color w:val="003A70"/>
+                      <w:sz w:val="22"/>
+                      <w:szCs w:val="21"/>
+                    </w:rPr>
+                    <w:t xml:space="preserve">B</w:t>
+                  </w:r>
+                  <w:r>
+                    <w:rPr>
+                      <w:rFonts w:ascii="Avenir Next" w:hAnsi="Avenir Next" w:cs="Avenir Next" w:eastAsia="Avenir Next"/>
+                      <w:color w:val="1A1A1A"/>
                       <w:sz w:val="21"/>
                       <w:szCs w:val="21"/>
                     </w:rPr>
-                    <w:t xml:space="preserve">B</w:t>
-                  </w:r>
-                  <w:r>
-                    <w:rPr>
-                      <w:rFonts w:ascii="Avenir Next" w:hAnsi="Avenir Next" w:cs="Avenir Next" w:eastAsia="Avenir Next"/>
-                      <w:color w:val="1A1A1A"/>
-                      <w:sz w:val="21"/>
+                    <w:tab/>
+                  </w:r>
+                  <w:r>
+                    <w:rPr>
+                      <w:rFonts w:ascii="Avenir Next" w:hAnsi="Avenir Next" w:cs="Avenir Next" w:eastAsia="Avenir Next"/>
+                      <w:i/>
+                      <w:color w:val="1A1A1A"/>
+                      <w:sz w:val="22"/>
                       <w:szCs w:val="21"/>
                     </w:rPr>
-                    <w:tab/>
-                  </w:r>
-                  <w:r>
-                    <w:rPr>
-                      <w:rFonts w:ascii="Avenir Next" w:hAnsi="Avenir Next" w:cs="Avenir Next" w:eastAsia="Avenir Next"/>
-                      <w:i/>
-                      <w:color w:val="1A1A1A"/>
-                      <w:sz w:val="21"/>
-                      <w:szCs w:val="21"/>
-                    </w:rPr>
                     <w:t xml:space="preserve">x</w:t>
                   </w:r>
                   <w:r>
                     <w:rPr>
                       <w:rFonts w:ascii="Avenir Next" w:hAnsi="Avenir Next" w:cs="Avenir Next" w:eastAsia="Avenir Next"/>
                       <w:color w:val="1A1A1A"/>
-                      <w:sz w:val="21"/>
+                      <w:sz w:val="22"/>
                       <w:szCs w:val="21"/>
                     </w:rPr>
                     <w:t xml:space="preserve"> = 21</w:t>
@@ -6551,35 +6563,35 @@
                       <w:rFonts w:ascii="Avenir Next" w:hAnsi="Avenir Next" w:cs="Avenir Next" w:eastAsia="Avenir Next"/>
                       <w:b/>
                       <w:color w:val="003A70"/>
+                      <w:sz w:val="22"/>
+                      <w:szCs w:val="21"/>
+                    </w:rPr>
+                    <w:t xml:space="preserve">C</w:t>
+                  </w:r>
+                  <w:r>
+                    <w:rPr>
+                      <w:rFonts w:ascii="Avenir Next" w:hAnsi="Avenir Next" w:cs="Avenir Next" w:eastAsia="Avenir Next"/>
+                      <w:color w:val="1A1A1A"/>
                       <w:sz w:val="21"/>
                       <w:szCs w:val="21"/>
                     </w:rPr>
-                    <w:t xml:space="preserve">C</w:t>
-                  </w:r>
-                  <w:r>
-                    <w:rPr>
-                      <w:rFonts w:ascii="Avenir Next" w:hAnsi="Avenir Next" w:cs="Avenir Next" w:eastAsia="Avenir Next"/>
-                      <w:color w:val="1A1A1A"/>
-                      <w:sz w:val="21"/>
+                    <w:tab/>
+                  </w:r>
+                  <w:r>
+                    <w:rPr>
+                      <w:rFonts w:ascii="Avenir Next" w:hAnsi="Avenir Next" w:cs="Avenir Next" w:eastAsia="Avenir Next"/>
+                      <w:i/>
+                      <w:color w:val="1A1A1A"/>
+                      <w:sz w:val="22"/>
                       <w:szCs w:val="21"/>
                     </w:rPr>
-                    <w:tab/>
-                  </w:r>
-                  <w:r>
-                    <w:rPr>
-                      <w:rFonts w:ascii="Avenir Next" w:hAnsi="Avenir Next" w:cs="Avenir Next" w:eastAsia="Avenir Next"/>
-                      <w:i/>
-                      <w:color w:val="1A1A1A"/>
-                      <w:sz w:val="21"/>
-                      <w:szCs w:val="21"/>
-                    </w:rPr>
                     <w:t xml:space="preserve">x</w:t>
                   </w:r>
                   <w:r>
                     <w:rPr>
                       <w:rFonts w:ascii="Avenir Next" w:hAnsi="Avenir Next" w:cs="Avenir Next" w:eastAsia="Avenir Next"/>
                       <w:color w:val="1A1A1A"/>
-                      <w:sz w:val="21"/>
+                      <w:sz w:val="22"/>
                       <w:szCs w:val="21"/>
                     </w:rPr>
                     <w:t xml:space="preserve"> = 13</w:t>
@@ -6604,35 +6616,35 @@
                       <w:rFonts w:ascii="Avenir Next" w:hAnsi="Avenir Next" w:cs="Avenir Next" w:eastAsia="Avenir Next"/>
                       <w:b/>
                       <w:color w:val="003A70"/>
+                      <w:sz w:val="22"/>
+                      <w:szCs w:val="21"/>
+                    </w:rPr>
+                    <w:t xml:space="preserve">D</w:t>
+                  </w:r>
+                  <w:r>
+                    <w:rPr>
+                      <w:rFonts w:ascii="Avenir Next" w:hAnsi="Avenir Next" w:cs="Avenir Next" w:eastAsia="Avenir Next"/>
+                      <w:color w:val="1A1A1A"/>
                       <w:sz w:val="21"/>
                       <w:szCs w:val="21"/>
                     </w:rPr>
-                    <w:t xml:space="preserve">D</w:t>
-                  </w:r>
-                  <w:r>
-                    <w:rPr>
-                      <w:rFonts w:ascii="Avenir Next" w:hAnsi="Avenir Next" w:cs="Avenir Next" w:eastAsia="Avenir Next"/>
-                      <w:color w:val="1A1A1A"/>
-                      <w:sz w:val="21"/>
+                    <w:tab/>
+                  </w:r>
+                  <w:r>
+                    <w:rPr>
+                      <w:rFonts w:ascii="Avenir Next" w:hAnsi="Avenir Next" w:cs="Avenir Next" w:eastAsia="Avenir Next"/>
+                      <w:i/>
+                      <w:color w:val="1A1A1A"/>
+                      <w:sz w:val="22"/>
                       <w:szCs w:val="21"/>
                     </w:rPr>
-                    <w:tab/>
-                  </w:r>
-                  <w:r>
-                    <w:rPr>
-                      <w:rFonts w:ascii="Avenir Next" w:hAnsi="Avenir Next" w:cs="Avenir Next" w:eastAsia="Avenir Next"/>
-                      <w:i/>
-                      <w:color w:val="1A1A1A"/>
-                      <w:sz w:val="21"/>
-                      <w:szCs w:val="21"/>
-                    </w:rPr>
                     <w:t xml:space="preserve">x</w:t>
                   </w:r>
                   <w:r>
                     <w:rPr>
                       <w:rFonts w:ascii="Avenir Next" w:hAnsi="Avenir Next" w:cs="Avenir Next" w:eastAsia="Avenir Next"/>
                       <w:color w:val="1A1A1A"/>
-                      <w:sz w:val="21"/>
+                      <w:sz w:val="22"/>
                       <w:szCs w:val="21"/>
                     </w:rPr>
                     <w:t xml:space="preserve"> = 65</w:t>
@@ -6698,6 +6710,7 @@
           </w:tcPr>
           <w:p>
             <w:pPr>
+              <w:pStyle w:val="Heading2"/>
               <w:spacing w:before="0" w:after="0" w:line="240" w:lineRule="auto"/>
             </w:pPr>
             <w:r>
@@ -6735,7 +6748,7 @@
               <w:rPr>
                 <w:rFonts w:ascii="Avenir Next" w:hAnsi="Avenir Next" w:cs="Avenir Next" w:eastAsia="Avenir Next"/>
                 <w:color w:val="1A1A1A"/>
-                <w:sz w:val="17"/>
+                <w:sz w:val="22"/>
                 <w:szCs w:val="17"/>
               </w:rPr>
               <w:t xml:space="preserve">  I can do this on my own</w:t>
@@ -6764,7 +6777,7 @@
               <w:rPr>
                 <w:rFonts w:ascii="Avenir Next" w:hAnsi="Avenir Next" w:cs="Avenir Next" w:eastAsia="Avenir Next"/>
                 <w:color w:val="1A1A1A"/>
-                <w:sz w:val="17"/>
+                <w:sz w:val="22"/>
                 <w:szCs w:val="17"/>
               </w:rPr>
               <w:t xml:space="preserve">  I need a little help</w:t>
@@ -6793,7 +6806,7 @@
               <w:rPr>
                 <w:rFonts w:ascii="Avenir Next" w:hAnsi="Avenir Next" w:cs="Avenir Next" w:eastAsia="Avenir Next"/>
                 <w:color w:val="1A1A1A"/>
-                <w:sz w:val="17"/>
+                <w:sz w:val="22"/>
                 <w:szCs w:val="17"/>
               </w:rPr>
               <w:t xml:space="preserve">  I have a question about #</w:t>
@@ -6900,7 +6913,106 @@
               <w:sz w:val="15"/>
               <w:szCs w:val="15"/>
             </w:rPr>
-            <w:t xml:space="preserve">Lesson 9-4  ·  Homework Packet  ·  Level 1</w:t>
+            <w:t xml:space="preserve">9-4 · Page </w:t>
+          </w:r>
+          <w:r>
+            <w:rPr>
+              <w:rFonts w:ascii="Avenir Next" w:hAnsi="Avenir Next" w:cs="Avenir Next" w:eastAsia="Avenir Next"/>
+              <w:color w:val="5A5F66"/>
+              <w:sz w:val="15"/>
+              <w:szCs w:val="15"/>
+            </w:rPr>
+            <w:fldChar w:fldCharType="begin"/>
+          </w:r>
+          <w:r>
+            <w:rPr>
+              <w:rFonts w:ascii="Avenir Next" w:hAnsi="Avenir Next" w:cs="Avenir Next" w:eastAsia="Avenir Next"/>
+              <w:color w:val="5A5F66"/>
+              <w:sz w:val="15"/>
+              <w:szCs w:val="15"/>
+            </w:rPr>
+            <w:instrText xml:space="preserve"> PAGE </w:instrText>
+          </w:r>
+          <w:r>
+            <w:rPr>
+              <w:rFonts w:ascii="Avenir Next" w:hAnsi="Avenir Next" w:cs="Avenir Next" w:eastAsia="Avenir Next"/>
+              <w:color w:val="5A5F66"/>
+              <w:sz w:val="15"/>
+              <w:szCs w:val="15"/>
+            </w:rPr>
+            <w:fldChar w:fldCharType="separate"/>
+          </w:r>
+          <w:r>
+            <w:rPr>
+              <w:rFonts w:ascii="Avenir Next" w:hAnsi="Avenir Next" w:cs="Avenir Next" w:eastAsia="Avenir Next"/>
+              <w:color w:val="5A5F66"/>
+              <w:sz w:val="15"/>
+              <w:szCs w:val="15"/>
+            </w:rPr>
+            <w:t xml:space="preserve">1</w:t>
+          </w:r>
+          <w:r>
+            <w:rPr>
+              <w:rFonts w:ascii="Avenir Next" w:hAnsi="Avenir Next" w:cs="Avenir Next" w:eastAsia="Avenir Next"/>
+              <w:color w:val="5A5F66"/>
+              <w:sz w:val="15"/>
+              <w:szCs w:val="15"/>
+            </w:rPr>
+            <w:fldChar w:fldCharType="end"/>
+          </w:r>
+          <w:r>
+            <w:rPr>
+              <w:rFonts w:ascii="Avenir Next" w:hAnsi="Avenir Next" w:cs="Avenir Next" w:eastAsia="Avenir Next"/>
+              <w:color w:val="5A5F66"/>
+              <w:sz w:val="15"/>
+              <w:szCs w:val="15"/>
+            </w:rPr>
+            <w:t xml:space="preserve"> of </w:t>
+          </w:r>
+          <w:r>
+            <w:rPr>
+              <w:rFonts w:ascii="Avenir Next" w:hAnsi="Avenir Next" w:cs="Avenir Next" w:eastAsia="Avenir Next"/>
+              <w:color w:val="5A5F66"/>
+              <w:sz w:val="15"/>
+              <w:szCs w:val="15"/>
+            </w:rPr>
+            <w:fldChar w:fldCharType="begin"/>
+          </w:r>
+          <w:r>
+            <w:rPr>
+              <w:rFonts w:ascii="Avenir Next" w:hAnsi="Avenir Next" w:cs="Avenir Next" w:eastAsia="Avenir Next"/>
+              <w:color w:val="5A5F66"/>
+              <w:sz w:val="15"/>
+              <w:szCs w:val="15"/>
+            </w:rPr>
+            <w:instrText xml:space="preserve"> NUMPAGES </w:instrText>
+          </w:r>
+          <w:r>
+            <w:rPr>
+              <w:rFonts w:ascii="Avenir Next" w:hAnsi="Avenir Next" w:cs="Avenir Next" w:eastAsia="Avenir Next"/>
+              <w:color w:val="5A5F66"/>
+              <w:sz w:val="15"/>
+              <w:szCs w:val="15"/>
+            </w:rPr>
+            <w:fldChar w:fldCharType="separate"/>
+          </w:r>
+          <w:r>
+            <w:rPr>
+              <w:rFonts w:ascii="Avenir Next" w:hAnsi="Avenir Next" w:cs="Avenir Next" w:eastAsia="Avenir Next"/>
+              <w:color w:val="5A5F66"/>
+              <w:sz w:val="15"/>
+              <w:szCs w:val="15"/>
+            </w:rPr>
+            <w:t xml:space="preserve">1</w:t>
+          </w:r>
+          <w:r>
+            <w:rPr>
+              <w:rFonts w:ascii="Avenir Next" w:hAnsi="Avenir Next" w:cs="Avenir Next" w:eastAsia="Avenir Next"/>
+              <w:color w:val="5A5F66"/>
+              <w:sz w:val="15"/>
+              <w:szCs w:val="15"/>
+            </w:rPr>
+            <w:fldChar w:fldCharType="end"/>
           </w:r>
         </w:p>
       </w:tc>
@@ -6943,5 +7055,23 @@
       </w:tblCellMar>
     </w:tblPr>
   </w:style>
+  <w:style w:type="paragraph" w:styleId="Heading1">
+    <w:name w:val="heading 1"/>
+    <w:basedOn w:val="Normal"/>
+    <w:pPr>
+      <w:outlineLvl w:val="0"/>
+      <w:keepNext w:val="0"/>
+      <w:keepLines w:val="0"/>
+    </w:pPr>
+  </w:style>
+  <w:style w:type="paragraph" w:styleId="Heading2">
+    <w:name w:val="heading 2"/>
+    <w:basedOn w:val="Normal"/>
+    <w:pPr>
+      <w:outlineLvl w:val="1"/>
+      <w:keepNext w:val="0"/>
+      <w:keepLines w:val="0"/>
+    </w:pPr>
+  </w:style>
 </w:styles>
 </file>